--- a/04_Reports/Research and Analysis of Five Similar Software.docx
+++ b/04_Reports/Research and Analysis of Five Similar Software.docx
@@ -29,169 +29,150 @@
     </w:p>
     <w:p>
       <w:pPr>
-        <w:ind w:left="360"/>
-      </w:pPr>
-      <w:r>
-        <w:t xml:space="preserve">The purpose of this research is to analyze five software platforms that are </w:t>
-      </w:r>
-      <w:r>
-        <w:rPr>
-          <w:rStyle w:val="Emphasis"/>
-          <w:rFonts w:cs="Arial"/>
-        </w:rPr>
-        <w:t>similar</w:t>
-      </w:r>
-      <w:r>
-        <w:t xml:space="preserve"> to HeartWay’s domain — not identical — in order to understand their technology stacks, interface patterns, user experience strategies, and design approaches.</w:t>
-      </w:r>
-      <w:r>
-        <w:br/>
-        <w:t xml:space="preserve">HeartWay is a GPS-based school bus tracking system designed to help </w:t>
-      </w:r>
-      <w:r>
-        <w:rPr>
-          <w:rStyle w:val="Strong"/>
-          <w:rFonts w:cs="Arial"/>
-          <w:b w:val="0"/>
-          <w:bCs w:val="0"/>
-        </w:rPr>
-        <w:t>drivers, schools, students, and parents</w:t>
-      </w:r>
-      <w:r>
-        <w:t xml:space="preserve"> track vehicle movement, improve safety, and ensure better communication.</w:t>
+        <w:ind w:left="720"/>
+      </w:pPr>
+      <w:r>
+        <w:t>This study aims to examine five software platforms which are comparable to the area of HeartWay, but not the same, to learn about technology stacks, interface patterns, strategies of user experience, and design techniques.</w:t>
       </w:r>
     </w:p>
     <w:p>
       <w:pPr>
-        <w:ind w:left="360"/>
-      </w:pPr>
-      <w:r>
-        <w:t xml:space="preserve">This comparative study identifies the strengths and unique features of each platform, focusing on their </w:t>
-      </w:r>
-      <w:r>
-        <w:rPr>
-          <w:rStyle w:val="Strong"/>
-          <w:rFonts w:cs="Arial"/>
-          <w:b w:val="0"/>
-          <w:bCs w:val="0"/>
-        </w:rPr>
-        <w:t>front-end frameworks, back-end infrastructure, UI/UX design</w:t>
-      </w:r>
-      <w:r>
-        <w:t>, and how these learnings can guide HeartWay’s product design and development.</w:t>
+        <w:ind w:left="720"/>
+      </w:pPr>
+      <w:r>
+        <w:t>HeartWay is a GPS-tracked school bus tracker that has been developed to assist the drivers, schools, students and parents in tracking the movement of the vehicles, enhancing safety, and enhancing communication.</w:t>
       </w:r>
     </w:p>
     <w:p>
       <w:pPr>
-        <w:rPr>
-          <w:rStyle w:val="Strong"/>
-          <w:rFonts w:cs="Arial"/>
-          <w:b w:val="0"/>
-          <w:bCs w:val="0"/>
-        </w:rPr>
-      </w:pPr>
-      <w:bookmarkStart w:id="0" w:name="_Hlk213840780"/>
+        <w:ind w:left="720"/>
+      </w:pPr>
+      <w:r>
+        <w:t>This comparative analysis determines the strengths and peculiarities of each platform, concentrating on their front-end framework, back-end architecture, user interface/user experience design, and what the learnings can inform the product design and development at HeartWay.</w:t>
+      </w:r>
     </w:p>
     <w:p>
-      <w:r>
-        <w:rPr>
-          <w:rStyle w:val="Strong"/>
-          <w:rFonts w:cs="Arial"/>
-          <w:b w:val="0"/>
-          <w:bCs w:val="0"/>
-        </w:rPr>
-        <w:t>1. Digital Nepal (</w:t>
-      </w:r>
-      <w:hyperlink r:id="rId5" w:tgtFrame="_new" w:history="1">
-        <w:r>
-          <w:rPr>
-            <w:rStyle w:val="Hyperlink"/>
-            <w:rFonts w:cs="Arial"/>
-          </w:rPr>
-          <w:t>https://edigitalnepal.com</w:t>
-        </w:r>
-      </w:hyperlink>
-      <w:r>
-        <w:rPr>
-          <w:rStyle w:val="Strong"/>
-          <w:rFonts w:cs="Arial"/>
-          <w:b w:val="0"/>
-          <w:bCs w:val="0"/>
-        </w:rPr>
-        <w:t>)</w:t>
-      </w:r>
+      <w:pPr>
+        <w:pStyle w:val="Heading3"/>
+        <w:numPr>
+          <w:ilvl w:val="0"/>
+          <w:numId w:val="31"/>
+        </w:numPr>
+      </w:pPr>
+      <w:bookmarkStart w:id="0" w:name="_Toc217949142"/>
+      <w:r>
+        <w:t>Digital Nepal</w:t>
+      </w:r>
+      <w:bookmarkEnd w:id="0"/>
     </w:p>
     <w:p>
-      <w:r>
-        <w:rPr>
-          <w:rStyle w:val="Strong"/>
-          <w:rFonts w:cs="Arial"/>
-          <w:b w:val="0"/>
-          <w:bCs w:val="0"/>
-        </w:rPr>
-        <w:t>Tech Stack</w:t>
+      <w:pPr>
+        <w:ind w:left="990"/>
+      </w:pPr>
+      <w:r>
+        <w:t>Digital Nepal is a Nepal based education technology firm that deals with the digitization of school administration and learning environments. It provides a school management system on the cloud that facilitates the automation of all the academic functions of schools which are attendance, exams, fees, and notices and makes the information available to the students, parents, and teachers in real-time. The system is set to enhance the level of transparency and administration efficiency in schools</w:t>
+      </w:r>
+      <w:sdt>
+        <w:sdtPr>
+          <w:id w:val="320549175"/>
+          <w:citation/>
+        </w:sdtPr>
+        <w:sdtContent>
+          <w:r>
+            <w:fldChar w:fldCharType="begin"/>
+          </w:r>
+          <w:r>
+            <w:instrText xml:space="preserve"> CITATION Dig25 \l 1033 </w:instrText>
+          </w:r>
+          <w:r>
+            <w:fldChar w:fldCharType="separate"/>
+          </w:r>
+          <w:r>
+            <w:rPr>
+              <w:noProof/>
+            </w:rPr>
+            <w:t xml:space="preserve"> </w:t>
+          </w:r>
+          <w:r>
+            <w:rPr>
+              <w:noProof/>
+            </w:rPr>
+            <w:t>(Digital Nepal, n.d.)</w:t>
+          </w:r>
+          <w:r>
+            <w:fldChar w:fldCharType="end"/>
+          </w:r>
+        </w:sdtContent>
+      </w:sdt>
+      <w:r>
+        <w:t>.</w:t>
       </w:r>
     </w:p>
     <w:p>
       <w:pPr>
+        <w:pStyle w:val="Heading4"/>
+        <w:numPr>
+          <w:ilvl w:val="0"/>
+          <w:numId w:val="32"/>
+        </w:numPr>
+        <w:tabs>
+          <w:tab w:val="num" w:pos="720"/>
+        </w:tabs>
         <w:ind w:left="720"/>
       </w:pPr>
       <w:r>
-        <w:rPr>
-          <w:rStyle w:val="Strong"/>
-          <w:rFonts w:cs="Arial"/>
-          <w:b w:val="0"/>
-          <w:bCs w:val="0"/>
-        </w:rPr>
-        <w:t>Front-end:</w:t>
-      </w:r>
-      <w:r>
-        <w:t xml:space="preserve"> React, React Router, JSS, Emotion (modern component-based UI)</w:t>
+        <w:t>Tech Stack</w:t>
       </w:r>
     </w:p>
     <w:p>
       <w:pPr>
-        <w:ind w:left="720"/>
-      </w:pPr>
-      <w:r>
-        <w:rPr>
-          <w:rStyle w:val="Strong"/>
-          <w:rFonts w:cs="Arial"/>
-          <w:b w:val="0"/>
-          <w:bCs w:val="0"/>
-        </w:rPr>
-        <w:t>Back-end:</w:t>
-      </w:r>
-      <w:r>
-        <w:t xml:space="preserve"> Likely Node.js or PHP-based (not publicly disclosed)</w:t>
+        <w:pStyle w:val="ListParagraph"/>
+        <w:numPr>
+          <w:ilvl w:val="0"/>
+          <w:numId w:val="36"/>
+        </w:numPr>
+      </w:pPr>
+      <w:r>
+        <w:t>Front-end: React, React Router, JSS, Emotion</w:t>
       </w:r>
     </w:p>
     <w:p>
       <w:pPr>
-        <w:ind w:left="720"/>
-      </w:pPr>
-      <w:r>
-        <w:rPr>
-          <w:rStyle w:val="Strong"/>
-          <w:rFonts w:cs="Arial"/>
-          <w:b w:val="0"/>
-          <w:bCs w:val="0"/>
-        </w:rPr>
-        <w:t>Analytics &amp; Tagging:</w:t>
-      </w:r>
-      <w:r>
-        <w:t xml:space="preserve"> Microsoft Clarity, Google Analytics 4, Facebook Pixel, Google Tag Manager</w:t>
+        <w:pStyle w:val="ListParagraph"/>
+        <w:numPr>
+          <w:ilvl w:val="0"/>
+          <w:numId w:val="36"/>
+        </w:numPr>
+      </w:pPr>
+      <w:r>
+        <w:t>Back-end: Node.js, PHP-based</w:t>
       </w:r>
     </w:p>
     <w:p>
       <w:pPr>
+        <w:pStyle w:val="ListParagraph"/>
+        <w:numPr>
+          <w:ilvl w:val="0"/>
+          <w:numId w:val="36"/>
+        </w:numPr>
+      </w:pPr>
+      <w:r>
+        <w:t>Analytics &amp; Tagging: Microsoft Clarity, Google Analytics 4, Facebook Pixel, Google Tag Manager</w:t>
+      </w:r>
+    </w:p>
+    <w:p>
+      <w:pPr>
         <w:keepNext/>
-        <w:ind w:left="720"/>
+        <w:ind w:left="990"/>
         <w:jc w:val="center"/>
       </w:pPr>
       <w:r>
+        <w:rPr>
+          <w:noProof/>
+        </w:rPr>
+        <w:lastRenderedPageBreak/>
         <w:drawing>
-          <wp:inline distT="0" distB="0" distL="0" distR="0" wp14:anchorId="2AFBF2C3" wp14:editId="4E531C30">
+          <wp:inline distT="0" distB="0" distL="0" distR="0" wp14:anchorId="6B73A8AC" wp14:editId="4F1AD115">
             <wp:extent cx="2838450" cy="3173736"/>
             <wp:effectExtent l="0" t="0" r="0" b="7620"/>
             <wp:docPr id="935185507" name="Picture 1"/>
@@ -235,51 +216,71 @@
       <w:r>
         <w:t xml:space="preserve">Figure </w:t>
       </w:r>
-      <w:fldSimple w:instr=" SEQ Figure \* ARABIC ">
-        <w:r>
-          <w:rPr>
-            <w:noProof/>
-          </w:rPr>
-          <w:t>1</w:t>
-        </w:r>
-      </w:fldSimple>
-      <w:r>
-        <w:t xml:space="preserve">: insights gained from </w:t>
-      </w:r>
-      <w:proofErr w:type="spellStart"/>
-      <w:r>
-        <w:t>wappalizer</w:t>
-      </w:r>
-      <w:proofErr w:type="spellEnd"/>
+      <w:r>
+        <w:fldChar w:fldCharType="begin"/>
+      </w:r>
+      <w:r>
+        <w:instrText xml:space="preserve"> SEQ Figure \* ARABIC </w:instrText>
+      </w:r>
+      <w:r>
+        <w:fldChar w:fldCharType="separate"/>
+      </w:r>
+      <w:r>
+        <w:rPr>
+          <w:noProof/>
+        </w:rPr>
+        <w:t>1</w:t>
+      </w:r>
+      <w:r>
+        <w:fldChar w:fldCharType="end"/>
+      </w:r>
+      <w:r>
+        <w:t>: I</w:t>
+      </w:r>
+      <w:r>
+        <w:t xml:space="preserve">nsights gained from Wappalizer of </w:t>
+      </w:r>
+      <w:r>
+        <w:t>Digital Nepal</w:t>
+      </w:r>
     </w:p>
     <w:p>
-      <w:r>
-        <w:rPr>
-          <w:rStyle w:val="Strong"/>
-          <w:rFonts w:cs="Arial"/>
-          <w:b w:val="0"/>
-          <w:bCs w:val="0"/>
-        </w:rPr>
-        <w:lastRenderedPageBreak/>
+      <w:pPr>
+        <w:pStyle w:val="Heading4"/>
+        <w:numPr>
+          <w:ilvl w:val="0"/>
+          <w:numId w:val="32"/>
+        </w:numPr>
+        <w:tabs>
+          <w:tab w:val="num" w:pos="720"/>
+        </w:tabs>
+        <w:ind w:left="720"/>
+      </w:pPr>
+      <w:r>
         <w:t>Observations</w:t>
       </w:r>
     </w:p>
     <w:p>
       <w:pPr>
-        <w:ind w:left="720"/>
-      </w:pPr>
-      <w:r>
-        <w:t>Digital Nepal offers a clean and modern user interface with well-balanced white space, minimal design, and soft color transitions. Its landing page provides a professional yet friendly introduction to its ERP platform.</w:t>
+        <w:ind w:left="1080"/>
+      </w:pPr>
+      <w:r>
+        <w:t>Digital Nepal has a clean and modern user interface with well-balanced white space and minimal design. Its landing page provides a professional yet friendly introduction to their services.</w:t>
       </w:r>
     </w:p>
     <w:p>
-      <w:r>
-        <w:rPr>
-          <w:rStyle w:val="Strong"/>
-          <w:rFonts w:cs="Arial"/>
-          <w:b w:val="0"/>
-          <w:bCs w:val="0"/>
-        </w:rPr>
+      <w:pPr>
+        <w:pStyle w:val="Heading4"/>
+        <w:numPr>
+          <w:ilvl w:val="0"/>
+          <w:numId w:val="32"/>
+        </w:numPr>
+        <w:tabs>
+          <w:tab w:val="num" w:pos="720"/>
+        </w:tabs>
+        <w:ind w:left="720"/>
+      </w:pPr>
+      <w:r>
         <w:t>What I Liked</w:t>
       </w:r>
     </w:p>
@@ -288,23 +289,11 @@
         <w:pStyle w:val="ListParagraph"/>
         <w:numPr>
           <w:ilvl w:val="0"/>
-          <w:numId w:val="24"/>
+          <w:numId w:val="33"/>
         </w:numPr>
       </w:pPr>
       <w:r>
-        <w:t xml:space="preserve">The </w:t>
-      </w:r>
-      <w:r>
-        <w:rPr>
-          <w:rStyle w:val="Strong"/>
-          <w:rFonts w:cs="Arial"/>
-          <w:b w:val="0"/>
-          <w:bCs w:val="0"/>
-        </w:rPr>
-        <w:t>landing page</w:t>
-      </w:r>
-      <w:r>
-        <w:t xml:space="preserve"> is visually appealing and feels modern and trustworthy.</w:t>
+        <w:t>The landing page is visually appealing and feels modern and trustworthy.</w:t>
       </w:r>
     </w:p>
     <w:p>
@@ -312,26 +301,17 @@
         <w:pStyle w:val="ListParagraph"/>
         <w:numPr>
           <w:ilvl w:val="0"/>
-          <w:numId w:val="24"/>
+          <w:numId w:val="33"/>
         </w:numPr>
       </w:pPr>
       <w:r>
-        <w:rPr>
-          <w:rStyle w:val="Strong"/>
-          <w:rFonts w:cs="Arial"/>
-          <w:b w:val="0"/>
-          <w:bCs w:val="0"/>
-        </w:rPr>
-        <w:t>React-based front-end</w:t>
-      </w:r>
-      <w:r>
-        <w:t xml:space="preserve"> ensures high interactivity and smooth component transitions.</w:t>
+        <w:t>React-based front-end ensures high interactivity and smooth component transitions.</w:t>
       </w:r>
     </w:p>
     <w:p>
       <w:pPr>
         <w:keepNext/>
-        <w:ind w:left="360"/>
+        <w:ind w:left="720"/>
         <w:jc w:val="center"/>
       </w:pPr>
       <w:r>
@@ -339,8 +319,8 @@
           <w:noProof/>
         </w:rPr>
         <w:drawing>
-          <wp:inline distT="0" distB="0" distL="0" distR="0" wp14:anchorId="7089EBA1" wp14:editId="0E9A2DA0">
-            <wp:extent cx="5943600" cy="3223582"/>
+          <wp:inline distT="0" distB="0" distL="0" distR="0" wp14:anchorId="52D4038C" wp14:editId="2A98E16F">
+            <wp:extent cx="4257473" cy="2308860"/>
             <wp:effectExtent l="0" t="0" r="0" b="0"/>
             <wp:docPr id="798204582" name="Picture 1"/>
             <wp:cNvGraphicFramePr>
@@ -368,7 +348,7 @@
                   <pic:spPr>
                     <a:xfrm>
                       <a:off x="0" y="0"/>
-                      <a:ext cx="5943600" cy="3223582"/>
+                      <a:ext cx="4294388" cy="2328879"/>
                     </a:xfrm>
                     <a:prstGeom prst="rect">
                       <a:avLst/>
@@ -389,130 +369,151 @@
       <w:r>
         <w:t xml:space="preserve">Figure </w:t>
       </w:r>
-      <w:fldSimple w:instr=" SEQ Figure \* ARABIC ">
-        <w:r>
-          <w:rPr>
-            <w:noProof/>
-          </w:rPr>
-          <w:t>2</w:t>
-        </w:r>
-      </w:fldSimple>
-      <w:r>
-        <w:t xml:space="preserve">: Digital Nepal </w:t>
-      </w:r>
-      <w:r>
-        <w:t>why choose us</w:t>
+      <w:r>
+        <w:fldChar w:fldCharType="begin"/>
+      </w:r>
+      <w:r>
+        <w:instrText xml:space="preserve"> SEQ Figure \* ARABIC </w:instrText>
+      </w:r>
+      <w:r>
+        <w:fldChar w:fldCharType="separate"/>
+      </w:r>
+      <w:r>
+        <w:rPr>
+          <w:noProof/>
+        </w:rPr>
+        <w:t>2</w:t>
+      </w:r>
+      <w:r>
+        <w:fldChar w:fldCharType="end"/>
+      </w:r>
+      <w:r>
+        <w:t>: Why Choose us page of Digital Nepal</w:t>
       </w:r>
     </w:p>
     <w:p>
-      <w:r>
-        <w:rPr>
-          <w:rStyle w:val="Strong"/>
-          <w:rFonts w:cs="Arial"/>
-          <w:b w:val="0"/>
-          <w:bCs w:val="0"/>
-        </w:rPr>
-        <w:t xml:space="preserve">2. </w:t>
-      </w:r>
+      <w:pPr>
+        <w:pStyle w:val="Heading3"/>
+        <w:numPr>
+          <w:ilvl w:val="0"/>
+          <w:numId w:val="31"/>
+        </w:numPr>
+      </w:pPr>
+      <w:bookmarkStart w:id="1" w:name="_Toc217949143"/>
       <w:proofErr w:type="spellStart"/>
       <w:r>
-        <w:rPr>
-          <w:rStyle w:val="Strong"/>
-          <w:rFonts w:cs="Arial"/>
-          <w:b w:val="0"/>
-          <w:bCs w:val="0"/>
-        </w:rPr>
+        <w:lastRenderedPageBreak/>
         <w:t>Trackon</w:t>
       </w:r>
       <w:proofErr w:type="spellEnd"/>
       <w:r>
-        <w:rPr>
-          <w:rStyle w:val="Strong"/>
-          <w:rFonts w:cs="Arial"/>
-          <w:b w:val="0"/>
-          <w:bCs w:val="0"/>
-        </w:rPr>
-        <w:t xml:space="preserve"> GPS (</w:t>
-      </w:r>
-      <w:hyperlink r:id="rId8" w:tgtFrame="_new" w:history="1">
-        <w:r>
-          <w:rPr>
-            <w:rStyle w:val="Hyperlink"/>
-            <w:rFonts w:cs="Arial"/>
-          </w:rPr>
-          <w:t>https://web.trackongps.com</w:t>
-        </w:r>
-      </w:hyperlink>
-      <w:r>
-        <w:rPr>
-          <w:rStyle w:val="Strong"/>
-          <w:rFonts w:cs="Arial"/>
-          <w:b w:val="0"/>
-          <w:bCs w:val="0"/>
-        </w:rPr>
-        <w:t>)</w:t>
-      </w:r>
+        <w:t xml:space="preserve"> GPS</w:t>
+      </w:r>
+      <w:bookmarkEnd w:id="1"/>
     </w:p>
     <w:p>
-      <w:r>
-        <w:rPr>
-          <w:rStyle w:val="Strong"/>
-          <w:rFonts w:cs="Arial"/>
-          <w:b w:val="0"/>
-          <w:bCs w:val="0"/>
-        </w:rPr>
-        <w:t>Tech Stack</w:t>
+      <w:pPr>
+        <w:ind w:left="990"/>
+      </w:pPr>
+      <w:proofErr w:type="spellStart"/>
+      <w:r>
+        <w:t>Trackon</w:t>
+      </w:r>
+      <w:proofErr w:type="spellEnd"/>
+      <w:r>
+        <w:t xml:space="preserve"> GPS is a GPS tracking and fleet management company based in Kathmandu, which is much in use in Nepal. It provides real-time vehicle track solutions and fleet performance solutions to personal and corporate </w:t>
+      </w:r>
+      <w:proofErr w:type="gramStart"/>
+      <w:r>
+        <w:t>users, and</w:t>
+      </w:r>
+      <w:proofErr w:type="gramEnd"/>
+      <w:r>
+        <w:t xml:space="preserve"> supports the functions of life-time track location, playback history, geo-fencing, and remote engine control. The company focuses on low cost, scalable services and full car, bus, bikes and bigger fleet tracking</w:t>
+      </w:r>
+      <w:r>
+        <w:t xml:space="preserve"> </w:t>
+      </w:r>
+      <w:sdt>
+        <w:sdtPr>
+          <w:id w:val="402106424"/>
+          <w:citation/>
+        </w:sdtPr>
+        <w:sdtContent>
+          <w:r>
+            <w:fldChar w:fldCharType="begin"/>
+          </w:r>
+          <w:r>
+            <w:instrText xml:space="preserve">CITATION Tra25 \l 1033 </w:instrText>
+          </w:r>
+          <w:r>
+            <w:fldChar w:fldCharType="separate"/>
+          </w:r>
+          <w:r>
+            <w:rPr>
+              <w:noProof/>
+            </w:rPr>
+            <w:t>(Trackon GPS, n.d.)</w:t>
+          </w:r>
+          <w:r>
+            <w:fldChar w:fldCharType="end"/>
+          </w:r>
+        </w:sdtContent>
+      </w:sdt>
+      <w:r>
+        <w:t>.</w:t>
       </w:r>
     </w:p>
     <w:p>
       <w:pPr>
+        <w:pStyle w:val="Heading4"/>
+        <w:numPr>
+          <w:ilvl w:val="0"/>
+          <w:numId w:val="32"/>
+        </w:numPr>
+        <w:tabs>
+          <w:tab w:val="num" w:pos="720"/>
+        </w:tabs>
         <w:ind w:left="720"/>
       </w:pPr>
       <w:r>
-        <w:rPr>
-          <w:rStyle w:val="Strong"/>
-          <w:rFonts w:cs="Arial"/>
-          <w:b w:val="0"/>
-          <w:bCs w:val="0"/>
-        </w:rPr>
-        <w:t>Front-end:</w:t>
-      </w:r>
-      <w:r>
-        <w:t xml:space="preserve"> React, React Router, Vite (fast build tool), Leaflet (map integration)</w:t>
+        <w:t>Tech Stack</w:t>
       </w:r>
     </w:p>
     <w:p>
       <w:pPr>
-        <w:ind w:left="720"/>
-      </w:pPr>
-      <w:r>
-        <w:rPr>
-          <w:rStyle w:val="Strong"/>
-          <w:rFonts w:cs="Arial"/>
-          <w:b w:val="0"/>
-          <w:bCs w:val="0"/>
-        </w:rPr>
-        <w:t>Back-end:</w:t>
-      </w:r>
-      <w:r>
-        <w:t xml:space="preserve"> Java (server-side), hosted on Ubuntu OS</w:t>
+        <w:pStyle w:val="ListParagraph"/>
+        <w:numPr>
+          <w:ilvl w:val="0"/>
+          <w:numId w:val="34"/>
+        </w:numPr>
+      </w:pPr>
+      <w:r>
+        <w:t>Front-end: React, React Router, Vite, Leaflet</w:t>
       </w:r>
     </w:p>
     <w:p>
       <w:pPr>
-        <w:ind w:left="720"/>
-      </w:pPr>
-      <w:r>
-        <w:rPr>
-          <w:rStyle w:val="Strong"/>
-          <w:rFonts w:cs="Arial"/>
-          <w:b w:val="0"/>
-          <w:bCs w:val="0"/>
-        </w:rPr>
-        <w:t>Features:</w:t>
-      </w:r>
-      <w:r>
-        <w:t xml:space="preserve"> PWA (Progressive Web App), </w:t>
+        <w:pStyle w:val="ListParagraph"/>
+        <w:numPr>
+          <w:ilvl w:val="0"/>
+          <w:numId w:val="34"/>
+        </w:numPr>
+      </w:pPr>
+      <w:r>
+        <w:t>Back-end: Java, hosted on Ubuntu OS</w:t>
+      </w:r>
+    </w:p>
+    <w:p>
+      <w:pPr>
+        <w:pStyle w:val="ListParagraph"/>
+        <w:numPr>
+          <w:ilvl w:val="0"/>
+          <w:numId w:val="34"/>
+        </w:numPr>
+      </w:pPr>
+      <w:r>
+        <w:t xml:space="preserve">Features: PWA (Progressive Web App), </w:t>
       </w:r>
       <w:proofErr w:type="spellStart"/>
       <w:r>
@@ -530,9 +531,11 @@
         <w:jc w:val="center"/>
       </w:pPr>
       <w:r>
-        <w:lastRenderedPageBreak/>
+        <w:rPr>
+          <w:noProof/>
+        </w:rPr>
         <w:drawing>
-          <wp:inline distT="0" distB="0" distL="0" distR="0" wp14:anchorId="519F4511" wp14:editId="1ED20CA6">
+          <wp:inline distT="0" distB="0" distL="0" distR="0" wp14:anchorId="460D356B" wp14:editId="03C71866">
             <wp:extent cx="3200400" cy="3496635"/>
             <wp:effectExtent l="0" t="0" r="0" b="8890"/>
             <wp:docPr id="858765258" name="Picture 1"/>
@@ -547,7 +550,7 @@
                     <pic:cNvPicPr/>
                   </pic:nvPicPr>
                   <pic:blipFill>
-                    <a:blip r:embed="rId9"/>
+                    <a:blip r:embed="rId8"/>
                     <a:stretch>
                       <a:fillRect/>
                     </a:stretch>
@@ -576,22 +579,29 @@
       <w:r>
         <w:t xml:space="preserve">Figure </w:t>
       </w:r>
-      <w:fldSimple w:instr=" SEQ Figure \* ARABIC ">
-        <w:r>
-          <w:rPr>
-            <w:noProof/>
-          </w:rPr>
-          <w:t>3</w:t>
-        </w:r>
-      </w:fldSimple>
-      <w:r>
-        <w:t xml:space="preserve">: insights gained from </w:t>
-      </w:r>
-      <w:r>
-        <w:t>Wappalizer</w:t>
-      </w:r>
-      <w:r>
-        <w:t xml:space="preserve"> of </w:t>
+      <w:r>
+        <w:fldChar w:fldCharType="begin"/>
+      </w:r>
+      <w:r>
+        <w:instrText xml:space="preserve"> SEQ Figure \* ARABIC </w:instrText>
+      </w:r>
+      <w:r>
+        <w:fldChar w:fldCharType="separate"/>
+      </w:r>
+      <w:r>
+        <w:rPr>
+          <w:noProof/>
+        </w:rPr>
+        <w:t>3</w:t>
+      </w:r>
+      <w:r>
+        <w:fldChar w:fldCharType="end"/>
+      </w:r>
+      <w:r>
+        <w:t>: I</w:t>
+      </w:r>
+      <w:r>
+        <w:t xml:space="preserve">nsights gained from Wappalizer of </w:t>
       </w:r>
       <w:proofErr w:type="spellStart"/>
       <w:r>
@@ -604,8 +614,61 @@
     </w:p>
     <w:p>
       <w:pPr>
+        <w:pStyle w:val="Heading4"/>
+        <w:numPr>
+          <w:ilvl w:val="0"/>
+          <w:numId w:val="32"/>
+        </w:numPr>
+        <w:tabs>
+          <w:tab w:val="num" w:pos="720"/>
+        </w:tabs>
         <w:ind w:left="720"/>
       </w:pPr>
+      <w:r>
+        <w:t>Observations</w:t>
+      </w:r>
+    </w:p>
+    <w:p>
+      <w:pPr>
+        <w:ind w:left="1080"/>
+      </w:pPr>
+      <w:proofErr w:type="spellStart"/>
+      <w:r>
+        <w:t>Trackon</w:t>
+      </w:r>
+      <w:proofErr w:type="spellEnd"/>
+      <w:r>
+        <w:t xml:space="preserve"> GPS is a vehicle management platform built for real-time tracking. Its simple login interface, reliable map integration, and consistent color palette create a professional user experience.</w:t>
+      </w:r>
+    </w:p>
+    <w:p>
+      <w:pPr>
+        <w:pStyle w:val="Heading4"/>
+        <w:numPr>
+          <w:ilvl w:val="0"/>
+          <w:numId w:val="38"/>
+        </w:numPr>
+        <w:tabs>
+          <w:tab w:val="num" w:pos="720"/>
+        </w:tabs>
+        <w:ind w:left="720"/>
+      </w:pPr>
+      <w:r>
+        <w:t>What I Liked</w:t>
+      </w:r>
+    </w:p>
+    <w:p>
+      <w:pPr>
+        <w:pStyle w:val="ListParagraph"/>
+        <w:numPr>
+          <w:ilvl w:val="1"/>
+          <w:numId w:val="38"/>
+        </w:numPr>
+      </w:pPr>
+      <w:bookmarkStart w:id="2" w:name="_Toc217949144"/>
+      <w:r>
+        <w:t xml:space="preserve">The </w:t>
+      </w:r>
       <w:r>
         <w:rPr>
           <w:rStyle w:val="Strong"/>
@@ -613,23 +676,15 @@
           <w:b w:val="0"/>
           <w:bCs w:val="0"/>
         </w:rPr>
-        <w:t>Observations</w:t>
-      </w:r>
-    </w:p>
-    <w:p>
-      <w:pPr>
-        <w:ind w:left="720"/>
-      </w:pPr>
-      <w:proofErr w:type="spellStart"/>
-      <w:r>
-        <w:t>Trackon</w:t>
-      </w:r>
-      <w:proofErr w:type="spellEnd"/>
-      <w:r>
-        <w:t xml:space="preserve"> GPS is a dedicated fleet and vehicle management platform built for real-time tracking. Its simple login interface, reliable map integration, and consistent color palette create a professional user experience.</w:t>
-      </w:r>
-    </w:p>
-    <w:p>
+        <w:t>login</w:t>
+      </w:r>
+      <w:r>
+        <w:rPr>
+          <w:rStyle w:val="Strong"/>
+          <w:rFonts w:cs="Arial"/>
+        </w:rPr>
+        <w:t xml:space="preserve"> </w:t>
+      </w:r>
       <w:r>
         <w:rPr>
           <w:rStyle w:val="Strong"/>
@@ -637,19 +692,23 @@
           <w:b w:val="0"/>
           <w:bCs w:val="0"/>
         </w:rPr>
-        <w:t>What I Liked</w:t>
+        <w:t>page</w:t>
+      </w:r>
+      <w:r>
+        <w:t xml:space="preserve"> is minimalistic, fast-loading, and intuitive.</w:t>
       </w:r>
     </w:p>
     <w:p>
       <w:pPr>
         <w:pStyle w:val="ListParagraph"/>
         <w:numPr>
-          <w:ilvl w:val="0"/>
-          <w:numId w:val="25"/>
+          <w:ilvl w:val="1"/>
+          <w:numId w:val="38"/>
         </w:numPr>
       </w:pPr>
       <w:r>
-        <w:t xml:space="preserve">The </w:t>
+        <w:lastRenderedPageBreak/>
+        <w:t xml:space="preserve">Integration of </w:t>
       </w:r>
       <w:r>
         <w:rPr>
@@ -658,31 +717,14 @@
           <w:b w:val="0"/>
           <w:bCs w:val="0"/>
         </w:rPr>
-        <w:t>login page</w:t>
-      </w:r>
-      <w:r>
-        <w:t xml:space="preserve"> is minimalistic, fast-loading, and intuitive.</w:t>
-      </w:r>
-    </w:p>
-    <w:p>
-      <w:pPr>
-        <w:pStyle w:val="ListParagraph"/>
-        <w:numPr>
-          <w:ilvl w:val="0"/>
-          <w:numId w:val="25"/>
-        </w:numPr>
-      </w:pPr>
-      <w:r>
-        <w:t xml:space="preserve">Integration of </w:t>
+        <w:t>Leaflet</w:t>
       </w:r>
       <w:r>
         <w:rPr>
           <w:rStyle w:val="Strong"/>
           <w:rFonts w:cs="Arial"/>
-          <w:b w:val="0"/>
-          <w:bCs w:val="0"/>
         </w:rPr>
-        <w:t>Leaflet.js</w:t>
+        <w:t>.js</w:t>
       </w:r>
       <w:r>
         <w:t xml:space="preserve"> for live maps is a perfect fit for GPS tracking applications.</w:t>
@@ -692,32 +734,8 @@
       <w:pPr>
         <w:pStyle w:val="ListParagraph"/>
         <w:numPr>
-          <w:ilvl w:val="0"/>
-          <w:numId w:val="25"/>
-        </w:numPr>
-      </w:pPr>
-      <w:r>
-        <w:t xml:space="preserve">The stack uses </w:t>
-      </w:r>
-      <w:r>
-        <w:rPr>
-          <w:rStyle w:val="Strong"/>
-          <w:rFonts w:cs="Arial"/>
-          <w:b w:val="0"/>
-          <w:bCs w:val="0"/>
-        </w:rPr>
-        <w:t>React + Vite</w:t>
-      </w:r>
-      <w:r>
-        <w:t>, known for speed and responsiveness.</w:t>
-      </w:r>
-    </w:p>
-    <w:p>
-      <w:pPr>
-        <w:pStyle w:val="ListParagraph"/>
-        <w:numPr>
-          <w:ilvl w:val="0"/>
-          <w:numId w:val="25"/>
+          <w:ilvl w:val="1"/>
+          <w:numId w:val="38"/>
         </w:numPr>
       </w:pPr>
       <w:r>
@@ -739,16 +757,15 @@
     <w:p>
       <w:pPr>
         <w:keepNext/>
-        <w:ind w:left="360"/>
+        <w:ind w:left="1440"/>
         <w:jc w:val="center"/>
       </w:pPr>
       <w:r>
         <w:rPr>
           <w:noProof/>
         </w:rPr>
-        <w:lastRenderedPageBreak/>
         <w:drawing>
-          <wp:inline distT="0" distB="0" distL="0" distR="0" wp14:anchorId="40163E9F" wp14:editId="1E5E3759">
+          <wp:inline distT="0" distB="0" distL="0" distR="0" wp14:anchorId="07FFC252" wp14:editId="79CE7F47">
             <wp:extent cx="5016500" cy="2813206"/>
             <wp:effectExtent l="0" t="0" r="0" b="6350"/>
             <wp:docPr id="657814969" name="Picture 1" descr="A screenshot of a login page&#10;&#10;AI-generated content may be incorrect."/>
@@ -763,7 +780,7 @@
                     <pic:cNvPicPr/>
                   </pic:nvPicPr>
                   <pic:blipFill>
-                    <a:blip r:embed="rId10"/>
+                    <a:blip r:embed="rId9"/>
                     <a:stretch>
                       <a:fillRect/>
                     </a:stretch>
@@ -788,25 +805,33 @@
       <w:pPr>
         <w:pStyle w:val="Caption"/>
         <w:jc w:val="center"/>
+      </w:pPr>
+      <w:r>
+        <w:t xml:space="preserve">Figure </w:t>
+      </w:r>
+      <w:r>
+        <w:fldChar w:fldCharType="begin"/>
+      </w:r>
+      <w:r>
+        <w:instrText xml:space="preserve"> SEQ Figure \* ARABIC </w:instrText>
+      </w:r>
+      <w:r>
+        <w:fldChar w:fldCharType="separate"/>
+      </w:r>
+      <w:r>
         <w:rPr>
-          <w:rStyle w:val="Strong"/>
-          <w:b w:val="0"/>
-          <w:bCs w:val="0"/>
+          <w:noProof/>
         </w:rPr>
-      </w:pPr>
-      <w:r>
-        <w:t xml:space="preserve">Figure </w:t>
-      </w:r>
-      <w:fldSimple w:instr=" SEQ Figure \* ARABIC ">
-        <w:r>
-          <w:rPr>
-            <w:noProof/>
-          </w:rPr>
-          <w:t>4</w:t>
-        </w:r>
-      </w:fldSimple>
-      <w:r>
-        <w:t xml:space="preserve">: login page of </w:t>
+        <w:t>4</w:t>
+      </w:r>
+      <w:r>
+        <w:fldChar w:fldCharType="end"/>
+      </w:r>
+      <w:r>
+        <w:t>: L</w:t>
+      </w:r>
+      <w:r>
+        <w:t xml:space="preserve">ogin page of </w:t>
       </w:r>
       <w:proofErr w:type="spellStart"/>
       <w:r>
@@ -818,104 +843,137 @@
       </w:r>
     </w:p>
     <w:p>
-      <w:r>
-        <w:rPr>
-          <w:rStyle w:val="Strong"/>
-          <w:rFonts w:cs="Arial"/>
-          <w:b w:val="0"/>
-          <w:bCs w:val="0"/>
-        </w:rPr>
-        <w:t>3. Veda App (</w:t>
-      </w:r>
-      <w:hyperlink r:id="rId11" w:tgtFrame="_new" w:history="1">
-        <w:r>
-          <w:rPr>
-            <w:rStyle w:val="Hyperlink"/>
-            <w:rFonts w:cs="Arial"/>
-          </w:rPr>
-          <w:t>https://veda-app.com</w:t>
-        </w:r>
-      </w:hyperlink>
-      <w:r>
-        <w:rPr>
-          <w:rStyle w:val="Strong"/>
-          <w:rFonts w:cs="Arial"/>
-          <w:b w:val="0"/>
-          <w:bCs w:val="0"/>
-        </w:rPr>
-        <w:t>)</w:t>
-      </w:r>
+      <w:pPr>
+        <w:pStyle w:val="Heading3"/>
+        <w:numPr>
+          <w:ilvl w:val="0"/>
+          <w:numId w:val="31"/>
+        </w:numPr>
+      </w:pPr>
+      <w:r>
+        <w:t>Veda App</w:t>
+      </w:r>
+      <w:bookmarkEnd w:id="2"/>
     </w:p>
     <w:p>
-      <w:r>
-        <w:rPr>
-          <w:rStyle w:val="Strong"/>
-          <w:rFonts w:cs="Arial"/>
-          <w:b w:val="0"/>
-          <w:bCs w:val="0"/>
-        </w:rPr>
-        <w:t>Tech Stack</w:t>
+      <w:pPr>
+        <w:ind w:left="990"/>
+      </w:pPr>
+      <w:r>
+        <w:t xml:space="preserve">Veda App is an all-inclusive school management software which incorporates some advanced features such as GPS tracking to facilitate the requirement of a </w:t>
+      </w:r>
+      <w:proofErr w:type="gramStart"/>
+      <w:r>
+        <w:t>modern</w:t>
+      </w:r>
+      <w:r>
+        <w:t xml:space="preserve"> </w:t>
+      </w:r>
+      <w:r>
+        <w:t>day</w:t>
+      </w:r>
+      <w:proofErr w:type="gramEnd"/>
+      <w:r>
+        <w:t xml:space="preserve"> institution of learning. Even though the public access to the information about Us is not available, the site markets itself as professional, search engine-focused and highly oriented to marketing transparency, demos booking and various forms of user interaction through interactive systems</w:t>
+      </w:r>
+      <w:r>
+        <w:t xml:space="preserve"> </w:t>
+      </w:r>
+      <w:sdt>
+        <w:sdtPr>
+          <w:id w:val="102152521"/>
+          <w:citation/>
+        </w:sdtPr>
+        <w:sdtContent>
+          <w:r>
+            <w:fldChar w:fldCharType="begin"/>
+          </w:r>
+          <w:r>
+            <w:instrText xml:space="preserve"> CITATION Ved25 \l 1033 </w:instrText>
+          </w:r>
+          <w:r>
+            <w:fldChar w:fldCharType="separate"/>
+          </w:r>
+          <w:r>
+            <w:rPr>
+              <w:noProof/>
+            </w:rPr>
+            <w:t>(Veda App, n.d.)</w:t>
+          </w:r>
+          <w:r>
+            <w:fldChar w:fldCharType="end"/>
+          </w:r>
+        </w:sdtContent>
+      </w:sdt>
+      <w:r>
+        <w:t>.</w:t>
       </w:r>
     </w:p>
     <w:p>
       <w:pPr>
+        <w:pStyle w:val="Heading4"/>
+        <w:numPr>
+          <w:ilvl w:val="0"/>
+          <w:numId w:val="32"/>
+        </w:numPr>
+        <w:tabs>
+          <w:tab w:val="num" w:pos="720"/>
+        </w:tabs>
         <w:ind w:left="720"/>
       </w:pPr>
       <w:r>
-        <w:rPr>
-          <w:rStyle w:val="Strong"/>
-          <w:rFonts w:cs="Arial"/>
-          <w:b w:val="0"/>
-          <w:bCs w:val="0"/>
-        </w:rPr>
-        <w:t>Front-end:</w:t>
-      </w:r>
-      <w:r>
-        <w:t xml:space="preserve"> Next.js (React-based SSR), Emotion (styling), reCAPTCHA (security)</w:t>
+        <w:t>Tech Stack</w:t>
       </w:r>
     </w:p>
     <w:p>
       <w:pPr>
-        <w:ind w:left="720"/>
-      </w:pPr>
-      <w:r>
-        <w:rPr>
-          <w:rStyle w:val="Strong"/>
-          <w:rFonts w:cs="Arial"/>
-          <w:b w:val="0"/>
-          <w:bCs w:val="0"/>
-        </w:rPr>
-        <w:t>Back-end:</w:t>
-      </w:r>
-      <w:r>
-        <w:t xml:space="preserve"> Likely Node.js with REST APIs (framework not public)</w:t>
+        <w:pStyle w:val="ListParagraph"/>
+        <w:numPr>
+          <w:ilvl w:val="0"/>
+          <w:numId w:val="35"/>
+        </w:numPr>
+      </w:pPr>
+      <w:r>
+        <w:t>Front-end: Next.js, Emotion, reCAPTCHA</w:t>
       </w:r>
     </w:p>
     <w:p>
       <w:pPr>
-        <w:ind w:left="720"/>
-      </w:pPr>
-      <w:r>
-        <w:rPr>
-          <w:rStyle w:val="Strong"/>
-          <w:rFonts w:cs="Arial"/>
-          <w:b w:val="0"/>
-          <w:bCs w:val="0"/>
-        </w:rPr>
-        <w:t>Analytics &amp; Chat:</w:t>
-      </w:r>
-      <w:r>
-        <w:t xml:space="preserve"> Microsoft Clarity, Google Analytics 4, Facebook Pixel, Facebook Chat Plugin</w:t>
+        <w:pStyle w:val="ListParagraph"/>
+        <w:numPr>
+          <w:ilvl w:val="0"/>
+          <w:numId w:val="35"/>
+        </w:numPr>
+      </w:pPr>
+      <w:r>
+        <w:t>Back-end: Node.js with REST APIs</w:t>
       </w:r>
     </w:p>
     <w:p>
       <w:pPr>
+        <w:pStyle w:val="ListParagraph"/>
+        <w:numPr>
+          <w:ilvl w:val="0"/>
+          <w:numId w:val="35"/>
+        </w:numPr>
+      </w:pPr>
+      <w:r>
+        <w:t>Analytics &amp; Chat: Microsoft Clarity, Google Analytics 4, Facebook Pixel, Facebook Chat Plugin</w:t>
+      </w:r>
+    </w:p>
+    <w:p>
+      <w:pPr>
         <w:keepNext/>
+        <w:ind w:left="990"/>
         <w:jc w:val="center"/>
       </w:pPr>
       <w:r>
+        <w:rPr>
+          <w:noProof/>
+        </w:rPr>
+        <w:lastRenderedPageBreak/>
         <w:drawing>
-          <wp:inline distT="0" distB="0" distL="0" distR="0" wp14:anchorId="1116A7AE" wp14:editId="18E2A2F8">
+          <wp:inline distT="0" distB="0" distL="0" distR="0" wp14:anchorId="01F5CF8B" wp14:editId="4E27A7A4">
             <wp:extent cx="2625780" cy="2889250"/>
             <wp:effectExtent l="0" t="0" r="3175" b="6350"/>
             <wp:docPr id="593533623" name="Picture 1"/>
@@ -930,7 +988,7 @@
                     <pic:cNvPicPr/>
                   </pic:nvPicPr>
                   <pic:blipFill>
-                    <a:blip r:embed="rId12"/>
+                    <a:blip r:embed="rId10"/>
                     <a:stretch>
                       <a:fillRect/>
                     </a:stretch>
@@ -959,52 +1017,85 @@
       <w:r>
         <w:t xml:space="preserve">Figure </w:t>
       </w:r>
-      <w:fldSimple w:instr=" SEQ Figure \* ARABIC ">
-        <w:r>
-          <w:rPr>
-            <w:noProof/>
-          </w:rPr>
-          <w:t>5</w:t>
-        </w:r>
-      </w:fldSimple>
+      <w:r>
+        <w:fldChar w:fldCharType="begin"/>
+      </w:r>
+      <w:r>
+        <w:instrText xml:space="preserve"> SEQ Figure \* ARABIC </w:instrText>
+      </w:r>
+      <w:r>
+        <w:fldChar w:fldCharType="separate"/>
+      </w:r>
+      <w:r>
+        <w:rPr>
+          <w:noProof/>
+        </w:rPr>
+        <w:t>5</w:t>
+      </w:r>
+      <w:r>
+        <w:fldChar w:fldCharType="end"/>
+      </w:r>
       <w:r>
         <w:t xml:space="preserve">: </w:t>
       </w:r>
       <w:r>
-        <w:t xml:space="preserve">insights </w:t>
-      </w:r>
-      <w:r>
-        <w:t>Wappalizer of Veda App</w:t>
+        <w:t>I</w:t>
+      </w:r>
+      <w:r>
+        <w:t>nsights</w:t>
+      </w:r>
+      <w:r>
+        <w:t xml:space="preserve"> gained from</w:t>
+      </w:r>
+      <w:r>
+        <w:t xml:space="preserve"> Wappalizer of Veda App</w:t>
       </w:r>
     </w:p>
     <w:p>
-      <w:r>
-        <w:rPr>
-          <w:rStyle w:val="Strong"/>
-          <w:rFonts w:cs="Arial"/>
-          <w:b w:val="0"/>
-          <w:bCs w:val="0"/>
-        </w:rPr>
-        <w:lastRenderedPageBreak/>
+      <w:pPr>
+        <w:pStyle w:val="Heading4"/>
+        <w:numPr>
+          <w:ilvl w:val="0"/>
+          <w:numId w:val="32"/>
+        </w:numPr>
+        <w:tabs>
+          <w:tab w:val="num" w:pos="720"/>
+        </w:tabs>
+        <w:ind w:left="720"/>
+      </w:pPr>
+      <w:r>
         <w:t>Observations</w:t>
       </w:r>
     </w:p>
     <w:p>
       <w:pPr>
-        <w:ind w:left="720"/>
-      </w:pPr>
-      <w:r>
-        <w:t>Veda is an advanced school management system that includes GPS tracking among its many modules. It combines a modern user experience with strong lead conversion design through its “Book a Demo” flow.</w:t>
+        <w:ind w:left="1080"/>
+      </w:pPr>
+      <w:r>
+        <w:t xml:space="preserve">Veda is an advanced school management system that includes GPS tracking among its many modules but is </w:t>
+      </w:r>
+      <w:proofErr w:type="gramStart"/>
+      <w:r>
+        <w:t>really hard</w:t>
+      </w:r>
+      <w:proofErr w:type="gramEnd"/>
+      <w:r>
+        <w:t xml:space="preserve"> to use. It combines a modern user experience with strong lead conversion design through its “Book a Demo” flow.</w:t>
       </w:r>
     </w:p>
     <w:p>
-      <w:r>
-        <w:rPr>
-          <w:rStyle w:val="Strong"/>
-          <w:rFonts w:cs="Arial"/>
-          <w:b w:val="0"/>
-          <w:bCs w:val="0"/>
-        </w:rPr>
+      <w:pPr>
+        <w:pStyle w:val="Heading4"/>
+        <w:numPr>
+          <w:ilvl w:val="0"/>
+          <w:numId w:val="38"/>
+        </w:numPr>
+        <w:tabs>
+          <w:tab w:val="num" w:pos="720"/>
+        </w:tabs>
+        <w:ind w:left="720"/>
+      </w:pPr>
+      <w:r>
         <w:t>What I Liked</w:t>
       </w:r>
     </w:p>
@@ -1013,9 +1104,10 @@
         <w:pStyle w:val="ListParagraph"/>
         <w:numPr>
           <w:ilvl w:val="0"/>
-          <w:numId w:val="26"/>
+          <w:numId w:val="39"/>
         </w:numPr>
       </w:pPr>
+      <w:bookmarkStart w:id="3" w:name="_Toc217949145"/>
       <w:r>
         <w:t xml:space="preserve">The </w:t>
       </w:r>
@@ -1037,7 +1129,7 @@
         <w:pStyle w:val="ListParagraph"/>
         <w:numPr>
           <w:ilvl w:val="0"/>
-          <w:numId w:val="26"/>
+          <w:numId w:val="39"/>
         </w:numPr>
       </w:pPr>
       <w:r>
@@ -1058,38 +1150,17 @@
         <w:pStyle w:val="ListParagraph"/>
         <w:numPr>
           <w:ilvl w:val="0"/>
-          <w:numId w:val="26"/>
+          <w:numId w:val="39"/>
         </w:numPr>
       </w:pPr>
       <w:r>
-        <w:rPr>
-          <w:rStyle w:val="Strong"/>
-          <w:rFonts w:cs="Arial"/>
-          <w:b w:val="0"/>
-          <w:bCs w:val="0"/>
-        </w:rPr>
-        <w:t>reCAPTCHA</w:t>
-      </w:r>
-      <w:r>
-        <w:t xml:space="preserve"> integration adds form security and professionalism.</w:t>
+        <w:t>Consistent visual style and typography create a strong educational brand.</w:t>
       </w:r>
     </w:p>
     <w:p>
       <w:pPr>
-        <w:pStyle w:val="ListParagraph"/>
-        <w:numPr>
-          <w:ilvl w:val="0"/>
-          <w:numId w:val="26"/>
-        </w:numPr>
-      </w:pPr>
-      <w:r>
-        <w:t>Consistent visual style and typography create a strong educational brand.</w:t>
-      </w:r>
-    </w:p>
-    <w:p>
-      <w:pPr>
         <w:keepNext/>
-        <w:ind w:left="360"/>
+        <w:ind w:left="1440"/>
         <w:jc w:val="center"/>
       </w:pPr>
       <w:r>
@@ -1097,9 +1168,9 @@
           <w:noProof/>
         </w:rPr>
         <w:drawing>
-          <wp:inline distT="0" distB="0" distL="0" distR="0" wp14:anchorId="747EFD20" wp14:editId="63F18378">
-            <wp:extent cx="5943600" cy="3352800"/>
-            <wp:effectExtent l="0" t="0" r="0" b="0"/>
+          <wp:inline distT="0" distB="0" distL="0" distR="0" wp14:anchorId="6257157F" wp14:editId="41E08E97">
+            <wp:extent cx="4201045" cy="2369820"/>
+            <wp:effectExtent l="0" t="0" r="9525" b="0"/>
             <wp:docPr id="2043955670" name="Picture 1" descr="A screenshot of a computer&#10;&#10;AI-generated content may be incorrect."/>
             <wp:cNvGraphicFramePr>
               <a:graphicFrameLocks xmlns:a="http://schemas.openxmlformats.org/drawingml/2006/main" noChangeAspect="1"/>
@@ -1112,7 +1183,7 @@
                     <pic:cNvPicPr/>
                   </pic:nvPicPr>
                   <pic:blipFill>
-                    <a:blip r:embed="rId13"/>
+                    <a:blip r:embed="rId11"/>
                     <a:stretch>
                       <a:fillRect/>
                     </a:stretch>
@@ -1120,7 +1191,7 @@
                   <pic:spPr>
                     <a:xfrm>
                       <a:off x="0" y="0"/>
-                      <a:ext cx="5943600" cy="3352800"/>
+                      <a:ext cx="4211143" cy="2375516"/>
                     </a:xfrm>
                     <a:prstGeom prst="rect">
                       <a:avLst/>
@@ -1141,139 +1212,181 @@
       <w:r>
         <w:t xml:space="preserve">Figure </w:t>
       </w:r>
-      <w:fldSimple w:instr=" SEQ Figure \* ARABIC ">
-        <w:r>
-          <w:rPr>
-            <w:noProof/>
-          </w:rPr>
-          <w:t>6</w:t>
-        </w:r>
-      </w:fldSimple>
-      <w:r>
-        <w:t>: Book a demo page of Veda</w:t>
+      <w:r>
+        <w:fldChar w:fldCharType="begin"/>
+      </w:r>
+      <w:r>
+        <w:instrText xml:space="preserve"> SEQ Figure \* ARABIC </w:instrText>
+      </w:r>
+      <w:r>
+        <w:fldChar w:fldCharType="separate"/>
+      </w:r>
+      <w:r>
+        <w:rPr>
+          <w:noProof/>
+        </w:rPr>
+        <w:t>6</w:t>
+      </w:r>
+      <w:r>
+        <w:fldChar w:fldCharType="end"/>
+      </w:r>
+      <w:r>
+        <w:t xml:space="preserve">: </w:t>
+      </w:r>
+      <w:r>
+        <w:t>Book a demo page of Veda</w:t>
       </w:r>
     </w:p>
     <w:p>
-      <w:r>
-        <w:rPr>
-          <w:rStyle w:val="Strong"/>
-          <w:rFonts w:cs="Arial"/>
-          <w:b w:val="0"/>
-          <w:bCs w:val="0"/>
-        </w:rPr>
-        <w:t xml:space="preserve">4. </w:t>
-      </w:r>
+      <w:pPr>
+        <w:pStyle w:val="Heading3"/>
+        <w:numPr>
+          <w:ilvl w:val="0"/>
+          <w:numId w:val="31"/>
+        </w:numPr>
+      </w:pPr>
       <w:proofErr w:type="spellStart"/>
       <w:r>
-        <w:rPr>
-          <w:rStyle w:val="Strong"/>
-          <w:rFonts w:cs="Arial"/>
-          <w:b w:val="0"/>
-          <w:bCs w:val="0"/>
-        </w:rPr>
+        <w:lastRenderedPageBreak/>
         <w:t>Fedena</w:t>
       </w:r>
+      <w:bookmarkEnd w:id="3"/>
       <w:proofErr w:type="spellEnd"/>
-      <w:r>
-        <w:rPr>
-          <w:rStyle w:val="Strong"/>
-          <w:rFonts w:cs="Arial"/>
-          <w:b w:val="0"/>
-          <w:bCs w:val="0"/>
-        </w:rPr>
-        <w:t xml:space="preserve"> (</w:t>
-      </w:r>
-      <w:hyperlink r:id="rId14" w:tgtFrame="_new" w:history="1">
-        <w:r>
-          <w:rPr>
-            <w:rStyle w:val="Hyperlink"/>
-            <w:rFonts w:cs="Arial"/>
-          </w:rPr>
-          <w:t>https://fedena.com</w:t>
-        </w:r>
-      </w:hyperlink>
-      <w:r>
-        <w:rPr>
-          <w:rStyle w:val="Strong"/>
-          <w:rFonts w:cs="Arial"/>
-          <w:b w:val="0"/>
-          <w:bCs w:val="0"/>
-        </w:rPr>
-        <w:t>)</w:t>
-      </w:r>
     </w:p>
     <w:p>
-      <w:r>
-        <w:rPr>
-          <w:rStyle w:val="Strong"/>
-          <w:rFonts w:cs="Arial"/>
-          <w:b w:val="0"/>
-          <w:bCs w:val="0"/>
-        </w:rPr>
-        <w:t>Tech Stack</w:t>
+      <w:pPr>
+        <w:ind w:left="990"/>
+      </w:pPr>
+      <w:proofErr w:type="spellStart"/>
+      <w:r>
+        <w:t>Fedena</w:t>
+      </w:r>
+      <w:proofErr w:type="spellEnd"/>
+      <w:r>
+        <w:t xml:space="preserve"> is a school management and ERP system used in the whole world that has been developed by </w:t>
+      </w:r>
+      <w:proofErr w:type="spellStart"/>
+      <w:r>
+        <w:t>Foradian</w:t>
+      </w:r>
+      <w:proofErr w:type="spellEnd"/>
+      <w:r>
+        <w:t xml:space="preserve"> Technologies. It </w:t>
+      </w:r>
+      <w:proofErr w:type="gramStart"/>
+      <w:r>
+        <w:t>is</w:t>
+      </w:r>
+      <w:proofErr w:type="gramEnd"/>
+      <w:r>
+        <w:t xml:space="preserve"> created to automate every element of educational management-admission and attendance, and fees management, examinations, library services, payroll and transport. The </w:t>
+      </w:r>
+      <w:proofErr w:type="spellStart"/>
+      <w:r>
+        <w:t>Fedena</w:t>
+      </w:r>
+      <w:proofErr w:type="spellEnd"/>
+      <w:r>
+        <w:t xml:space="preserve"> platform is web based and flexible and can be customized, and has a multi-user interface (students, teachers, parents and administrators) and is relied upon by tens of thousands of schools and institutions around the world</w:t>
+      </w:r>
+      <w:r>
+        <w:t xml:space="preserve"> </w:t>
+      </w:r>
+      <w:sdt>
+        <w:sdtPr>
+          <w:id w:val="1682237566"/>
+          <w:citation/>
+        </w:sdtPr>
+        <w:sdtContent>
+          <w:r>
+            <w:fldChar w:fldCharType="begin"/>
+          </w:r>
+          <w:r>
+            <w:instrText xml:space="preserve"> CITATION Fed25 \l 1033 </w:instrText>
+          </w:r>
+          <w:r>
+            <w:fldChar w:fldCharType="separate"/>
+          </w:r>
+          <w:r>
+            <w:rPr>
+              <w:noProof/>
+            </w:rPr>
+            <w:t>(Fedena (Foradian Technologies), n.d.)</w:t>
+          </w:r>
+          <w:r>
+            <w:fldChar w:fldCharType="end"/>
+          </w:r>
+        </w:sdtContent>
+      </w:sdt>
+      <w:r>
+        <w:t>.</w:t>
       </w:r>
     </w:p>
     <w:p>
       <w:pPr>
+        <w:pStyle w:val="Heading4"/>
+        <w:numPr>
+          <w:ilvl w:val="0"/>
+          <w:numId w:val="32"/>
+        </w:numPr>
+        <w:tabs>
+          <w:tab w:val="num" w:pos="720"/>
+        </w:tabs>
         <w:ind w:left="720"/>
       </w:pPr>
       <w:r>
-        <w:rPr>
-          <w:rStyle w:val="Strong"/>
-          <w:rFonts w:cs="Arial"/>
-          <w:b w:val="0"/>
-          <w:bCs w:val="0"/>
-        </w:rPr>
-        <w:t>Front-end:</w:t>
-      </w:r>
-      <w:r>
-        <w:t xml:space="preserve"> WordPress (CMS), Google Font API</w:t>
+        <w:t>Tech Stack</w:t>
       </w:r>
     </w:p>
     <w:p>
       <w:pPr>
-        <w:ind w:left="720"/>
-      </w:pPr>
-      <w:r>
-        <w:rPr>
-          <w:rStyle w:val="Strong"/>
-          <w:rFonts w:cs="Arial"/>
-          <w:b w:val="0"/>
-          <w:bCs w:val="0"/>
-        </w:rPr>
-        <w:t>Back-end:</w:t>
-      </w:r>
-      <w:r>
-        <w:t xml:space="preserve"> PHP (WordPress Core) with MySQL database</w:t>
+        <w:pStyle w:val="ListParagraph"/>
+        <w:numPr>
+          <w:ilvl w:val="0"/>
+          <w:numId w:val="37"/>
+        </w:numPr>
+      </w:pPr>
+      <w:r>
+        <w:t>Front-end: WordPress (CMS), Google Font API</w:t>
       </w:r>
     </w:p>
     <w:p>
       <w:pPr>
-        <w:ind w:left="720"/>
-      </w:pPr>
-      <w:r>
-        <w:rPr>
-          <w:rStyle w:val="Strong"/>
-          <w:rFonts w:cs="Arial"/>
-          <w:b w:val="0"/>
-          <w:bCs w:val="0"/>
-        </w:rPr>
-        <w:t>Analytics &amp; Advertising:</w:t>
-      </w:r>
-      <w:r>
-        <w:t xml:space="preserve"> Google Analytics 4, Google Ads Conversion Tracking, Google Tag Manager</w:t>
+        <w:pStyle w:val="ListParagraph"/>
+        <w:numPr>
+          <w:ilvl w:val="0"/>
+          <w:numId w:val="37"/>
+        </w:numPr>
+      </w:pPr>
+      <w:r>
+        <w:t>Back-end: PHP (WordPress Core) with MySQL database</w:t>
       </w:r>
     </w:p>
     <w:p>
       <w:pPr>
+        <w:pStyle w:val="ListParagraph"/>
+        <w:numPr>
+          <w:ilvl w:val="0"/>
+          <w:numId w:val="37"/>
+        </w:numPr>
+      </w:pPr>
+      <w:r>
+        <w:t>Analytics &amp; Advertising: Google Analytics 4, Google Ads Conversion Tracking, Google Tag Manager</w:t>
+      </w:r>
+    </w:p>
+    <w:p>
+      <w:pPr>
         <w:keepNext/>
+        <w:ind w:left="1440"/>
         <w:jc w:val="center"/>
       </w:pPr>
       <w:r>
-        <w:lastRenderedPageBreak/>
+        <w:rPr>
+          <w:noProof/>
+        </w:rPr>
         <w:drawing>
-          <wp:inline distT="0" distB="0" distL="0" distR="0" wp14:anchorId="63E179F7" wp14:editId="362DE8A3">
-            <wp:extent cx="5261773" cy="6012180"/>
+          <wp:inline distT="0" distB="0" distL="0" distR="0" wp14:anchorId="5ECB0E72" wp14:editId="2EF61238">
+            <wp:extent cx="2727960" cy="3117008"/>
             <wp:effectExtent l="0" t="0" r="0" b="7620"/>
             <wp:docPr id="572824252" name="Picture 1" descr="A screenshot of a phone&#10;&#10;AI-generated content may be incorrect."/>
             <wp:cNvGraphicFramePr>
@@ -1287,7 +1400,7 @@
                     <pic:cNvPicPr/>
                   </pic:nvPicPr>
                   <pic:blipFill>
-                    <a:blip r:embed="rId15"/>
+                    <a:blip r:embed="rId12"/>
                     <a:stretch>
                       <a:fillRect/>
                     </a:stretch>
@@ -1295,7 +1408,7 @@
                   <pic:spPr>
                     <a:xfrm>
                       <a:off x="0" y="0"/>
-                      <a:ext cx="5263975" cy="6014696"/>
+                      <a:ext cx="2740328" cy="3131140"/>
                     </a:xfrm>
                     <a:prstGeom prst="rect">
                       <a:avLst/>
@@ -1316,22 +1429,32 @@
       <w:r>
         <w:t xml:space="preserve">Figure </w:t>
       </w:r>
-      <w:fldSimple w:instr=" SEQ Figure \* ARABIC ">
-        <w:r>
-          <w:rPr>
-            <w:noProof/>
-          </w:rPr>
-          <w:t>7</w:t>
-        </w:r>
-      </w:fldSimple>
-      <w:r>
-        <w:t>: I</w:t>
-      </w:r>
-      <w:r>
-        <w:t>nsights</w:t>
-      </w:r>
-      <w:r>
-        <w:t xml:space="preserve"> gained of </w:t>
+      <w:r>
+        <w:fldChar w:fldCharType="begin"/>
+      </w:r>
+      <w:r>
+        <w:instrText xml:space="preserve"> SEQ Figure \* ARABIC </w:instrText>
+      </w:r>
+      <w:r>
+        <w:fldChar w:fldCharType="separate"/>
+      </w:r>
+      <w:r>
+        <w:rPr>
+          <w:noProof/>
+        </w:rPr>
+        <w:t>7</w:t>
+      </w:r>
+      <w:r>
+        <w:fldChar w:fldCharType="end"/>
+      </w:r>
+      <w:r>
+        <w:t xml:space="preserve">: Insights gained from </w:t>
+      </w:r>
+      <w:r>
+        <w:t xml:space="preserve">Wappalizer </w:t>
+      </w:r>
+      <w:r>
+        <w:t xml:space="preserve">of </w:t>
       </w:r>
       <w:proofErr w:type="spellStart"/>
       <w:r>
@@ -1340,19 +1463,24 @@
       <w:proofErr w:type="spellEnd"/>
     </w:p>
     <w:p>
-      <w:r>
-        <w:rPr>
-          <w:rStyle w:val="Strong"/>
-          <w:rFonts w:cs="Arial"/>
-          <w:b w:val="0"/>
-          <w:bCs w:val="0"/>
-        </w:rPr>
+      <w:pPr>
+        <w:pStyle w:val="Heading4"/>
+        <w:numPr>
+          <w:ilvl w:val="0"/>
+          <w:numId w:val="32"/>
+        </w:numPr>
+        <w:tabs>
+          <w:tab w:val="num" w:pos="720"/>
+        </w:tabs>
+        <w:ind w:left="720"/>
+      </w:pPr>
+      <w:r>
         <w:t>Observations</w:t>
       </w:r>
     </w:p>
     <w:p>
       <w:pPr>
-        <w:ind w:left="720"/>
+        <w:ind w:left="1080"/>
       </w:pPr>
       <w:proofErr w:type="spellStart"/>
       <w:r>
@@ -1364,13 +1492,18 @@
       </w:r>
     </w:p>
     <w:p>
-      <w:r>
-        <w:rPr>
-          <w:rStyle w:val="Strong"/>
-          <w:rFonts w:cs="Arial"/>
-          <w:b w:val="0"/>
-          <w:bCs w:val="0"/>
-        </w:rPr>
+      <w:pPr>
+        <w:pStyle w:val="Heading4"/>
+        <w:numPr>
+          <w:ilvl w:val="0"/>
+          <w:numId w:val="38"/>
+        </w:numPr>
+        <w:tabs>
+          <w:tab w:val="num" w:pos="720"/>
+        </w:tabs>
+        <w:ind w:left="720"/>
+      </w:pPr>
+      <w:r>
         <w:t>What I Liked</w:t>
       </w:r>
     </w:p>
@@ -1378,35 +1511,33 @@
       <w:pPr>
         <w:pStyle w:val="ListParagraph"/>
         <w:numPr>
-          <w:ilvl w:val="0"/>
-          <w:numId w:val="27"/>
+          <w:ilvl w:val="1"/>
+          <w:numId w:val="38"/>
         </w:numPr>
       </w:pPr>
-      <w:r>
-        <w:t xml:space="preserve">The </w:t>
-      </w:r>
-      <w:r>
-        <w:rPr>
-          <w:rStyle w:val="Strong"/>
-          <w:rFonts w:cs="Arial"/>
-          <w:b w:val="0"/>
-          <w:bCs w:val="0"/>
-        </w:rPr>
-        <w:t>pricing and plans</w:t>
-      </w:r>
-      <w:r>
-        <w:t xml:space="preserve"> page is visually clear and logically structured.</w:t>
+      <w:bookmarkStart w:id="4" w:name="_Toc217949146"/>
+      <w:r>
+        <w:t xml:space="preserve">The pricing and plans page </w:t>
+      </w:r>
+      <w:proofErr w:type="gramStart"/>
+      <w:r>
+        <w:t>is</w:t>
+      </w:r>
+      <w:proofErr w:type="gramEnd"/>
+      <w:r>
+        <w:t xml:space="preserve"> visually clear and logically structured.</w:t>
       </w:r>
     </w:p>
     <w:p>
       <w:pPr>
         <w:pStyle w:val="ListParagraph"/>
         <w:numPr>
-          <w:ilvl w:val="0"/>
-          <w:numId w:val="27"/>
+          <w:ilvl w:val="1"/>
+          <w:numId w:val="38"/>
         </w:numPr>
       </w:pPr>
       <w:r>
+        <w:lastRenderedPageBreak/>
         <w:t>Tiered pricing cards (Standard, Premium, Ultimate) make plan comparisons easy.</w:t>
       </w:r>
     </w:p>
@@ -1414,13 +1545,17 @@
       <w:pPr>
         <w:pStyle w:val="ListParagraph"/>
         <w:numPr>
-          <w:ilvl w:val="0"/>
-          <w:numId w:val="27"/>
+          <w:ilvl w:val="1"/>
+          <w:numId w:val="38"/>
         </w:numPr>
       </w:pPr>
-      <w:r>
-        <w:lastRenderedPageBreak/>
-        <w:t xml:space="preserve">Uses a </w:t>
+      <w:proofErr w:type="gramStart"/>
+      <w:r>
+        <w:t>Uses</w:t>
+      </w:r>
+      <w:proofErr w:type="gramEnd"/>
+      <w:r>
+        <w:t xml:space="preserve"> a </w:t>
       </w:r>
       <w:r>
         <w:rPr>
@@ -1439,8 +1574,8 @@
       <w:pPr>
         <w:pStyle w:val="ListParagraph"/>
         <w:numPr>
-          <w:ilvl w:val="0"/>
-          <w:numId w:val="27"/>
+          <w:ilvl w:val="1"/>
+          <w:numId w:val="38"/>
         </w:numPr>
       </w:pPr>
       <w:r>
@@ -1450,7 +1585,7 @@
     <w:p>
       <w:pPr>
         <w:keepNext/>
-        <w:ind w:left="360"/>
+        <w:ind w:left="1440"/>
         <w:jc w:val="center"/>
       </w:pPr>
       <w:r>
@@ -1458,9 +1593,9 @@
           <w:noProof/>
         </w:rPr>
         <w:drawing>
-          <wp:inline distT="0" distB="0" distL="0" distR="0" wp14:anchorId="237D8B43" wp14:editId="71FD37EF">
-            <wp:extent cx="5943600" cy="3360420"/>
-            <wp:effectExtent l="0" t="0" r="0" b="0"/>
+          <wp:inline distT="0" distB="0" distL="0" distR="0" wp14:anchorId="3125A9EA" wp14:editId="0CF438FF">
+            <wp:extent cx="5081037" cy="2872740"/>
+            <wp:effectExtent l="0" t="0" r="5715" b="3810"/>
             <wp:docPr id="1651004778" name="Picture 1" descr="A screenshot of a website&#10;&#10;AI-generated content may be incorrect."/>
             <wp:cNvGraphicFramePr>
               <a:graphicFrameLocks xmlns:a="http://schemas.openxmlformats.org/drawingml/2006/main" noChangeAspect="1"/>
@@ -1473,7 +1608,7 @@
                     <pic:cNvPicPr/>
                   </pic:nvPicPr>
                   <pic:blipFill>
-                    <a:blip r:embed="rId16"/>
+                    <a:blip r:embed="rId13"/>
                     <a:stretch>
                       <a:fillRect/>
                     </a:stretch>
@@ -1481,7 +1616,7 @@
                   <pic:spPr>
                     <a:xfrm>
                       <a:off x="0" y="0"/>
-                      <a:ext cx="5943600" cy="3360420"/>
+                      <a:ext cx="5105976" cy="2886840"/>
                     </a:xfrm>
                     <a:prstGeom prst="rect">
                       <a:avLst/>
@@ -1502,16 +1637,32 @@
       <w:r>
         <w:t xml:space="preserve">Figure </w:t>
       </w:r>
-      <w:fldSimple w:instr=" SEQ Figure \* ARABIC ">
-        <w:r>
-          <w:rPr>
-            <w:noProof/>
-          </w:rPr>
-          <w:t>8</w:t>
-        </w:r>
-      </w:fldSimple>
-      <w:r>
-        <w:t xml:space="preserve">: subscription page of </w:t>
+      <w:r>
+        <w:fldChar w:fldCharType="begin"/>
+      </w:r>
+      <w:r>
+        <w:instrText xml:space="preserve"> SEQ Figure \* ARABIC </w:instrText>
+      </w:r>
+      <w:r>
+        <w:fldChar w:fldCharType="separate"/>
+      </w:r>
+      <w:r>
+        <w:rPr>
+          <w:noProof/>
+        </w:rPr>
+        <w:t>8</w:t>
+      </w:r>
+      <w:r>
+        <w:fldChar w:fldCharType="end"/>
+      </w:r>
+      <w:r>
+        <w:t xml:space="preserve">: </w:t>
+      </w:r>
+      <w:r>
+        <w:t>S</w:t>
+      </w:r>
+      <w:r>
+        <w:t xml:space="preserve">ubscription page of </w:t>
       </w:r>
       <w:proofErr w:type="spellStart"/>
       <w:r>
@@ -1520,123 +1671,165 @@
       <w:proofErr w:type="spellEnd"/>
     </w:p>
     <w:p>
-      <w:r>
-        <w:rPr>
-          <w:rStyle w:val="Strong"/>
-          <w:rFonts w:cs="Arial"/>
-          <w:b w:val="0"/>
-          <w:bCs w:val="0"/>
-        </w:rPr>
-        <w:t>5. GPS-Server (</w:t>
-      </w:r>
-      <w:hyperlink r:id="rId17" w:tgtFrame="_new" w:history="1">
-        <w:r>
-          <w:rPr>
-            <w:rStyle w:val="Hyperlink"/>
-            <w:rFonts w:cs="Arial"/>
-          </w:rPr>
-          <w:t>https://gps-server.net</w:t>
-        </w:r>
-      </w:hyperlink>
-      <w:r>
-        <w:rPr>
-          <w:rStyle w:val="Strong"/>
-          <w:rFonts w:cs="Arial"/>
-          <w:b w:val="0"/>
-          <w:bCs w:val="0"/>
-        </w:rPr>
-        <w:t>)</w:t>
-      </w:r>
+      <w:pPr>
+        <w:pStyle w:val="Heading3"/>
+        <w:numPr>
+          <w:ilvl w:val="0"/>
+          <w:numId w:val="31"/>
+        </w:numPr>
+      </w:pPr>
+      <w:r>
+        <w:t>GPS-Server</w:t>
+      </w:r>
+      <w:bookmarkEnd w:id="4"/>
     </w:p>
     <w:p>
-      <w:r>
-        <w:rPr>
-          <w:rStyle w:val="Strong"/>
-          <w:rFonts w:cs="Arial"/>
-          <w:b w:val="0"/>
-          <w:bCs w:val="0"/>
-        </w:rPr>
-        <w:t>Tech Stack</w:t>
+      <w:pPr>
+        <w:ind w:left="990"/>
+      </w:pPr>
+      <w:r>
+        <w:t xml:space="preserve">GPS-Server is a white-label GPS tracking software platform that is used to monitor the real-time location and track the entire fleet in business and personal purposes. Its GPS tracking application allows live </w:t>
+      </w:r>
+      <w:proofErr w:type="gramStart"/>
+      <w:r>
+        <w:t>map</w:t>
+      </w:r>
+      <w:proofErr w:type="gramEnd"/>
+      <w:r>
+        <w:t xml:space="preserve">, historical </w:t>
+      </w:r>
+      <w:proofErr w:type="gramStart"/>
+      <w:r>
+        <w:t>route</w:t>
+      </w:r>
+      <w:proofErr w:type="gramEnd"/>
+      <w:r>
+        <w:t xml:space="preserve">, event messages, sensor applications and comprehensive reporting. The platform is compatible with a large variety of devices and is made to be user-friendly and capable of </w:t>
+      </w:r>
+      <w:proofErr w:type="gramStart"/>
+      <w:r>
+        <w:t>large scale</w:t>
+      </w:r>
+      <w:proofErr w:type="gramEnd"/>
+      <w:r>
+        <w:t xml:space="preserve"> deployment and tracking requirements</w:t>
+      </w:r>
+      <w:r>
+        <w:t xml:space="preserve"> </w:t>
+      </w:r>
+      <w:sdt>
+        <w:sdtPr>
+          <w:id w:val="669072393"/>
+          <w:citation/>
+        </w:sdtPr>
+        <w:sdtContent>
+          <w:r>
+            <w:fldChar w:fldCharType="begin"/>
+          </w:r>
+          <w:r>
+            <w:instrText xml:space="preserve"> CITATION GPS25 \l 1033 </w:instrText>
+          </w:r>
+          <w:r>
+            <w:fldChar w:fldCharType="separate"/>
+          </w:r>
+          <w:r>
+            <w:rPr>
+              <w:noProof/>
+            </w:rPr>
+            <w:t>(GPS-Server, n.d.)</w:t>
+          </w:r>
+          <w:r>
+            <w:fldChar w:fldCharType="end"/>
+          </w:r>
+        </w:sdtContent>
+      </w:sdt>
+      <w:r>
+        <w:t>.</w:t>
       </w:r>
     </w:p>
     <w:p>
       <w:pPr>
+        <w:pStyle w:val="Heading4"/>
+        <w:numPr>
+          <w:ilvl w:val="0"/>
+          <w:numId w:val="32"/>
+        </w:numPr>
+        <w:tabs>
+          <w:tab w:val="num" w:pos="720"/>
+        </w:tabs>
         <w:ind w:left="720"/>
       </w:pPr>
       <w:r>
-        <w:rPr>
-          <w:rStyle w:val="Strong"/>
-          <w:rFonts w:cs="Arial"/>
-          <w:b w:val="0"/>
-          <w:bCs w:val="0"/>
-        </w:rPr>
-        <w:t>Front-end:</w:t>
-      </w:r>
-      <w:r>
-        <w:t xml:space="preserve"> WordPress (CMS) + </w:t>
-      </w:r>
-      <w:proofErr w:type="spellStart"/>
-      <w:r>
-        <w:t>Elementor</w:t>
-      </w:r>
-      <w:proofErr w:type="spellEnd"/>
-      <w:r>
-        <w:t xml:space="preserve"> Page Builder, jQuery UI, </w:t>
-      </w:r>
-      <w:proofErr w:type="spellStart"/>
-      <w:r>
-        <w:t>LazySizes</w:t>
-      </w:r>
-      <w:proofErr w:type="spellEnd"/>
-      <w:r>
-        <w:t xml:space="preserve"> (lazy loading)</w:t>
+        <w:t>Tech Stack</w:t>
       </w:r>
     </w:p>
     <w:p>
       <w:pPr>
-        <w:ind w:left="720"/>
-      </w:pPr>
-      <w:r>
-        <w:rPr>
-          <w:rStyle w:val="Strong"/>
-          <w:rFonts w:cs="Arial"/>
-          <w:b w:val="0"/>
-          <w:bCs w:val="0"/>
-        </w:rPr>
-        <w:t>Back-end:</w:t>
-      </w:r>
-      <w:r>
-        <w:t xml:space="preserve"> PHP with MySQL database</w:t>
+        <w:pStyle w:val="ListParagraph"/>
+        <w:numPr>
+          <w:ilvl w:val="1"/>
+          <w:numId w:val="32"/>
+        </w:numPr>
+      </w:pPr>
+      <w:r>
+        <w:t xml:space="preserve">Front-end: WordPress (CMS) + </w:t>
+      </w:r>
+      <w:proofErr w:type="spellStart"/>
+      <w:r>
+        <w:t>Elementor</w:t>
+      </w:r>
+      <w:proofErr w:type="spellEnd"/>
+      <w:r>
+        <w:t xml:space="preserve"> Page Builder, jQuery UI, </w:t>
+      </w:r>
+      <w:proofErr w:type="spellStart"/>
+      <w:r>
+        <w:t>LazySizes</w:t>
+      </w:r>
+      <w:proofErr w:type="spellEnd"/>
+      <w:r>
+        <w:t xml:space="preserve"> (lazy loading)</w:t>
       </w:r>
     </w:p>
     <w:p>
       <w:pPr>
-        <w:ind w:left="720"/>
-      </w:pPr>
-      <w:r>
-        <w:rPr>
-          <w:rStyle w:val="Strong"/>
-          <w:rFonts w:cs="Arial"/>
-          <w:b w:val="0"/>
-          <w:bCs w:val="0"/>
-        </w:rPr>
-        <w:t>SEO &amp; Analytics:</w:t>
-      </w:r>
-      <w:r>
-        <w:t xml:space="preserve"> Yoast SEO, Google Analytics 4, Open Graph integration</w:t>
+        <w:pStyle w:val="ListParagraph"/>
+        <w:numPr>
+          <w:ilvl w:val="1"/>
+          <w:numId w:val="32"/>
+        </w:numPr>
+      </w:pPr>
+      <w:r>
+        <w:t>Back-end: PHP with MySQL database</w:t>
       </w:r>
     </w:p>
     <w:p>
       <w:pPr>
+        <w:pStyle w:val="ListParagraph"/>
+        <w:numPr>
+          <w:ilvl w:val="1"/>
+          <w:numId w:val="32"/>
+        </w:numPr>
+      </w:pPr>
+      <w:r>
+        <w:t>SEO &amp; Analytics: Yoast SEO, Google Analytics 4, Open Graph integration</w:t>
+      </w:r>
+    </w:p>
+    <w:p>
+      <w:pPr>
         <w:keepNext/>
+        <w:ind w:left="1350"/>
         <w:jc w:val="center"/>
       </w:pPr>
       <w:r>
+        <w:rPr>
+          <w:noProof/>
+        </w:rPr>
         <w:lastRenderedPageBreak/>
         <w:drawing>
-          <wp:inline distT="0" distB="0" distL="0" distR="0" wp14:anchorId="7449A191" wp14:editId="77C75AAD">
-            <wp:extent cx="2406650" cy="2905018"/>
-            <wp:effectExtent l="0" t="0" r="0" b="0"/>
+          <wp:inline distT="0" distB="0" distL="0" distR="0" wp14:anchorId="103B50F4" wp14:editId="4E9D4A9A">
+            <wp:extent cx="2301240" cy="2777780"/>
+            <wp:effectExtent l="0" t="0" r="3810" b="3810"/>
             <wp:docPr id="2026338934" name="Picture 1" descr="A screenshot of a computer&#10;&#10;AI-generated content may be incorrect."/>
             <wp:cNvGraphicFramePr>
               <a:graphicFrameLocks xmlns:a="http://schemas.openxmlformats.org/drawingml/2006/main" noChangeAspect="1"/>
@@ -1649,7 +1842,7 @@
                     <pic:cNvPicPr/>
                   </pic:nvPicPr>
                   <pic:blipFill>
-                    <a:blip r:embed="rId18"/>
+                    <a:blip r:embed="rId14"/>
                     <a:stretch>
                       <a:fillRect/>
                     </a:stretch>
@@ -1657,7 +1850,7 @@
                   <pic:spPr>
                     <a:xfrm>
                       <a:off x="0" y="0"/>
-                      <a:ext cx="2423935" cy="2925882"/>
+                      <a:ext cx="2323392" cy="2804520"/>
                     </a:xfrm>
                     <a:prstGeom prst="rect">
                       <a:avLst/>
@@ -1678,51 +1871,79 @@
       <w:r>
         <w:t xml:space="preserve">Figure </w:t>
       </w:r>
-      <w:fldSimple w:instr=" SEQ Figure \* ARABIC ">
-        <w:r>
-          <w:rPr>
-            <w:noProof/>
-          </w:rPr>
-          <w:t>9</w:t>
-        </w:r>
-      </w:fldSimple>
-      <w:r>
-        <w:t xml:space="preserve">: </w:t>
-      </w:r>
-      <w:r>
-        <w:t xml:space="preserve">Insights gained of </w:t>
-      </w:r>
-      <w:r>
-        <w:t>GPS-Server</w:t>
+      <w:r>
+        <w:fldChar w:fldCharType="begin"/>
+      </w:r>
+      <w:r>
+        <w:instrText xml:space="preserve"> SEQ Figure \* ARABIC </w:instrText>
+      </w:r>
+      <w:r>
+        <w:fldChar w:fldCharType="separate"/>
+      </w:r>
+      <w:r>
+        <w:rPr>
+          <w:noProof/>
+        </w:rPr>
+        <w:t>9</w:t>
+      </w:r>
+      <w:r>
+        <w:fldChar w:fldCharType="end"/>
+      </w:r>
+      <w:r>
+        <w:t>: Insights gained</w:t>
+      </w:r>
+      <w:r>
+        <w:t xml:space="preserve"> </w:t>
+      </w:r>
+      <w:proofErr w:type="spellStart"/>
+      <w:r>
+        <w:t>froom</w:t>
+      </w:r>
+      <w:proofErr w:type="spellEnd"/>
+      <w:r>
+        <w:t xml:space="preserve"> </w:t>
+      </w:r>
+      <w:r>
+        <w:t>Wappalizer of GPS-Server</w:t>
       </w:r>
     </w:p>
     <w:p>
-      <w:r>
-        <w:rPr>
-          <w:rStyle w:val="Strong"/>
-          <w:rFonts w:cs="Arial"/>
-          <w:b w:val="0"/>
-          <w:bCs w:val="0"/>
-        </w:rPr>
+      <w:pPr>
+        <w:pStyle w:val="Heading4"/>
+        <w:numPr>
+          <w:ilvl w:val="0"/>
+          <w:numId w:val="32"/>
+        </w:numPr>
+        <w:tabs>
+          <w:tab w:val="num" w:pos="720"/>
+        </w:tabs>
+        <w:ind w:left="720"/>
+      </w:pPr>
+      <w:r>
         <w:t>Observations</w:t>
       </w:r>
     </w:p>
     <w:p>
       <w:pPr>
-        <w:ind w:left="720"/>
+        <w:ind w:left="1080"/>
       </w:pPr>
       <w:r>
         <w:t>GPS-Server is a professional-grade white-label GPS tracking platform supporting over 900 devices. Its landing page balances technical capability with easy-to-read summaries.</w:t>
       </w:r>
     </w:p>
     <w:p>
-      <w:r>
-        <w:rPr>
-          <w:rStyle w:val="Strong"/>
-          <w:rFonts w:cs="Arial"/>
-          <w:b w:val="0"/>
-          <w:bCs w:val="0"/>
-        </w:rPr>
+      <w:pPr>
+        <w:pStyle w:val="Heading4"/>
+        <w:numPr>
+          <w:ilvl w:val="0"/>
+          <w:numId w:val="38"/>
+        </w:numPr>
+        <w:tabs>
+          <w:tab w:val="num" w:pos="720"/>
+        </w:tabs>
+        <w:ind w:left="720"/>
+      </w:pPr>
+      <w:r>
         <w:t>What I Liked</w:t>
       </w:r>
     </w:p>
@@ -1730,8 +1951,8 @@
       <w:pPr>
         <w:pStyle w:val="ListParagraph"/>
         <w:numPr>
-          <w:ilvl w:val="0"/>
-          <w:numId w:val="28"/>
+          <w:ilvl w:val="1"/>
+          <w:numId w:val="38"/>
         </w:numPr>
       </w:pPr>
       <w:r>
@@ -1754,53 +1975,18 @@
       <w:pPr>
         <w:pStyle w:val="ListParagraph"/>
         <w:numPr>
-          <w:ilvl w:val="0"/>
-          <w:numId w:val="28"/>
+          <w:ilvl w:val="1"/>
+          <w:numId w:val="38"/>
         </w:numPr>
       </w:pPr>
       <w:r>
-        <w:t xml:space="preserve">Good use of </w:t>
-      </w:r>
-      <w:r>
-        <w:rPr>
-          <w:rStyle w:val="Strong"/>
-          <w:rFonts w:cs="Arial"/>
-          <w:b w:val="0"/>
-          <w:bCs w:val="0"/>
-        </w:rPr>
-        <w:t xml:space="preserve">WordPress + </w:t>
-      </w:r>
-      <w:proofErr w:type="spellStart"/>
-      <w:r>
-        <w:rPr>
-          <w:rStyle w:val="Strong"/>
-          <w:rFonts w:cs="Arial"/>
-          <w:b w:val="0"/>
-          <w:bCs w:val="0"/>
-        </w:rPr>
-        <w:t>Elementor</w:t>
-      </w:r>
-      <w:proofErr w:type="spellEnd"/>
-      <w:r>
-        <w:t xml:space="preserve"> for a visually rich, easily editable website.</w:t>
+        <w:t>Live demo access and transparent metrics (connected devices, uptime) build trust.</w:t>
       </w:r>
     </w:p>
     <w:p>
       <w:pPr>
-        <w:pStyle w:val="ListParagraph"/>
-        <w:numPr>
-          <w:ilvl w:val="0"/>
-          <w:numId w:val="28"/>
-        </w:numPr>
-      </w:pPr>
-      <w:r>
-        <w:t>Live demo access and transparent metrics (connected devices, uptime) build trust.</w:t>
-      </w:r>
-    </w:p>
-    <w:bookmarkEnd w:id="0"/>
-    <w:p>
-      <w:pPr>
         <w:keepNext/>
+        <w:ind w:left="1170"/>
         <w:jc w:val="center"/>
       </w:pPr>
       <w:r>
@@ -1808,9 +1994,9 @@
           <w:noProof/>
         </w:rPr>
         <w:drawing>
-          <wp:inline distT="0" distB="0" distL="0" distR="0" wp14:anchorId="2B69CCBC" wp14:editId="56D664E7">
-            <wp:extent cx="4470400" cy="2544212"/>
-            <wp:effectExtent l="0" t="0" r="6350" b="8890"/>
+          <wp:inline distT="0" distB="0" distL="0" distR="0" wp14:anchorId="0343C500" wp14:editId="59E93650">
+            <wp:extent cx="4282440" cy="2437240"/>
+            <wp:effectExtent l="0" t="0" r="3810" b="1270"/>
             <wp:docPr id="1494439510" name="Picture 1"/>
             <wp:cNvGraphicFramePr>
               <a:graphicFrameLocks xmlns:a="http://schemas.openxmlformats.org/drawingml/2006/main" noChangeAspect="1"/>
@@ -1823,7 +2009,7 @@
                     <pic:cNvPicPr/>
                   </pic:nvPicPr>
                   <pic:blipFill>
-                    <a:blip r:embed="rId19"/>
+                    <a:blip r:embed="rId15"/>
                     <a:stretch>
                       <a:fillRect/>
                     </a:stretch>
@@ -1831,7 +2017,7 @@
                   <pic:spPr>
                     <a:xfrm>
                       <a:off x="0" y="0"/>
-                      <a:ext cx="4488452" cy="2554486"/>
+                      <a:ext cx="4316439" cy="2456590"/>
                     </a:xfrm>
                     <a:prstGeom prst="rect">
                       <a:avLst/>
@@ -1848,25 +2034,36 @@
       <w:pPr>
         <w:pStyle w:val="Caption"/>
         <w:jc w:val="center"/>
+      </w:pPr>
+      <w:r>
+        <w:t xml:space="preserve">Figure </w:t>
+      </w:r>
+      <w:r>
+        <w:fldChar w:fldCharType="begin"/>
+      </w:r>
+      <w:r>
+        <w:instrText xml:space="preserve"> SEQ Figure \* ARABIC </w:instrText>
+      </w:r>
+      <w:r>
+        <w:fldChar w:fldCharType="separate"/>
+      </w:r>
+      <w:r>
         <w:rPr>
-          <w:rStyle w:val="Strong"/>
-          <w:b w:val="0"/>
-          <w:bCs w:val="0"/>
+          <w:noProof/>
         </w:rPr>
-      </w:pPr>
-      <w:r>
-        <w:t xml:space="preserve">Figure </w:t>
-      </w:r>
-      <w:fldSimple w:instr=" SEQ Figure \* ARABIC ">
-        <w:r>
-          <w:rPr>
-            <w:noProof/>
-          </w:rPr>
-          <w:t>10</w:t>
-        </w:r>
-      </w:fldSimple>
-      <w:r>
-        <w:t>: landing page of GPS Server</w:t>
+        <w:t>10</w:t>
+      </w:r>
+      <w:r>
+        <w:fldChar w:fldCharType="end"/>
+      </w:r>
+      <w:r>
+        <w:t xml:space="preserve">: </w:t>
+      </w:r>
+      <w:r>
+        <w:t>L</w:t>
+      </w:r>
+      <w:r>
+        <w:t>anding page of GPS Server</w:t>
       </w:r>
     </w:p>
     <w:p>
@@ -3503,6 +3700,119 @@
     </w:lvl>
   </w:abstractNum>
   <w:abstractNum w:abstractNumId="4" w15:restartNumberingAfterBreak="0">
+    <w:nsid w:val="13FD0FCF"/>
+    <w:multiLevelType w:val="hybridMultilevel"/>
+    <w:tmpl w:val="5B6251D8"/>
+    <w:lvl w:ilvl="0" w:tplc="04090003">
+      <w:start w:val="1"/>
+      <w:numFmt w:val="bullet"/>
+      <w:lvlText w:val="o"/>
+      <w:lvlJc w:val="left"/>
+      <w:pPr>
+        <w:ind w:left="1800" w:hanging="360"/>
+      </w:pPr>
+      <w:rPr>
+        <w:rFonts w:ascii="Courier New" w:hAnsi="Courier New" w:cs="Courier New" w:hint="default"/>
+      </w:rPr>
+    </w:lvl>
+    <w:lvl w:ilvl="1" w:tplc="04090003" w:tentative="1">
+      <w:start w:val="1"/>
+      <w:numFmt w:val="bullet"/>
+      <w:lvlText w:val="o"/>
+      <w:lvlJc w:val="left"/>
+      <w:pPr>
+        <w:ind w:left="2520" w:hanging="360"/>
+      </w:pPr>
+      <w:rPr>
+        <w:rFonts w:ascii="Courier New" w:hAnsi="Courier New" w:cs="Courier New" w:hint="default"/>
+      </w:rPr>
+    </w:lvl>
+    <w:lvl w:ilvl="2" w:tplc="04090005" w:tentative="1">
+      <w:start w:val="1"/>
+      <w:numFmt w:val="bullet"/>
+      <w:lvlText w:val=""/>
+      <w:lvlJc w:val="left"/>
+      <w:pPr>
+        <w:ind w:left="3240" w:hanging="360"/>
+      </w:pPr>
+      <w:rPr>
+        <w:rFonts w:ascii="Wingdings" w:hAnsi="Wingdings" w:hint="default"/>
+      </w:rPr>
+    </w:lvl>
+    <w:lvl w:ilvl="3" w:tplc="04090001" w:tentative="1">
+      <w:start w:val="1"/>
+      <w:numFmt w:val="bullet"/>
+      <w:lvlText w:val=""/>
+      <w:lvlJc w:val="left"/>
+      <w:pPr>
+        <w:ind w:left="3960" w:hanging="360"/>
+      </w:pPr>
+      <w:rPr>
+        <w:rFonts w:ascii="Symbol" w:hAnsi="Symbol" w:hint="default"/>
+      </w:rPr>
+    </w:lvl>
+    <w:lvl w:ilvl="4" w:tplc="04090003" w:tentative="1">
+      <w:start w:val="1"/>
+      <w:numFmt w:val="bullet"/>
+      <w:lvlText w:val="o"/>
+      <w:lvlJc w:val="left"/>
+      <w:pPr>
+        <w:ind w:left="4680" w:hanging="360"/>
+      </w:pPr>
+      <w:rPr>
+        <w:rFonts w:ascii="Courier New" w:hAnsi="Courier New" w:cs="Courier New" w:hint="default"/>
+      </w:rPr>
+    </w:lvl>
+    <w:lvl w:ilvl="5" w:tplc="04090005" w:tentative="1">
+      <w:start w:val="1"/>
+      <w:numFmt w:val="bullet"/>
+      <w:lvlText w:val=""/>
+      <w:lvlJc w:val="left"/>
+      <w:pPr>
+        <w:ind w:left="5400" w:hanging="360"/>
+      </w:pPr>
+      <w:rPr>
+        <w:rFonts w:ascii="Wingdings" w:hAnsi="Wingdings" w:hint="default"/>
+      </w:rPr>
+    </w:lvl>
+    <w:lvl w:ilvl="6" w:tplc="04090001" w:tentative="1">
+      <w:start w:val="1"/>
+      <w:numFmt w:val="bullet"/>
+      <w:lvlText w:val=""/>
+      <w:lvlJc w:val="left"/>
+      <w:pPr>
+        <w:ind w:left="6120" w:hanging="360"/>
+      </w:pPr>
+      <w:rPr>
+        <w:rFonts w:ascii="Symbol" w:hAnsi="Symbol" w:hint="default"/>
+      </w:rPr>
+    </w:lvl>
+    <w:lvl w:ilvl="7" w:tplc="04090003" w:tentative="1">
+      <w:start w:val="1"/>
+      <w:numFmt w:val="bullet"/>
+      <w:lvlText w:val="o"/>
+      <w:lvlJc w:val="left"/>
+      <w:pPr>
+        <w:ind w:left="6840" w:hanging="360"/>
+      </w:pPr>
+      <w:rPr>
+        <w:rFonts w:ascii="Courier New" w:hAnsi="Courier New" w:cs="Courier New" w:hint="default"/>
+      </w:rPr>
+    </w:lvl>
+    <w:lvl w:ilvl="8" w:tplc="04090005" w:tentative="1">
+      <w:start w:val="1"/>
+      <w:numFmt w:val="bullet"/>
+      <w:lvlText w:val=""/>
+      <w:lvlJc w:val="left"/>
+      <w:pPr>
+        <w:ind w:left="7560" w:hanging="360"/>
+      </w:pPr>
+      <w:rPr>
+        <w:rFonts w:ascii="Wingdings" w:hAnsi="Wingdings" w:hint="default"/>
+      </w:rPr>
+    </w:lvl>
+  </w:abstractNum>
+  <w:abstractNum w:abstractNumId="5" w15:restartNumberingAfterBreak="0">
     <w:nsid w:val="150E6392"/>
     <w:multiLevelType w:val="multilevel"/>
     <w:tmpl w:val="5AC225BE"/>
@@ -3651,7 +3961,7 @@
       </w:rPr>
     </w:lvl>
   </w:abstractNum>
-  <w:abstractNum w:abstractNumId="5" w15:restartNumberingAfterBreak="0">
+  <w:abstractNum w:abstractNumId="6" w15:restartNumberingAfterBreak="0">
     <w:nsid w:val="15BC7B4B"/>
     <w:multiLevelType w:val="hybridMultilevel"/>
     <w:tmpl w:val="A1E2C89A"/>
@@ -3764,7 +4074,7 @@
       </w:rPr>
     </w:lvl>
   </w:abstractNum>
-  <w:abstractNum w:abstractNumId="6" w15:restartNumberingAfterBreak="0">
+  <w:abstractNum w:abstractNumId="7" w15:restartNumberingAfterBreak="0">
     <w:nsid w:val="18231FA6"/>
     <w:multiLevelType w:val="multilevel"/>
     <w:tmpl w:val="A30A2B20"/>
@@ -3913,7 +4223,7 @@
       </w:rPr>
     </w:lvl>
   </w:abstractNum>
-  <w:abstractNum w:abstractNumId="7" w15:restartNumberingAfterBreak="0">
+  <w:abstractNum w:abstractNumId="8" w15:restartNumberingAfterBreak="0">
     <w:nsid w:val="1D0B648C"/>
     <w:multiLevelType w:val="multilevel"/>
     <w:tmpl w:val="4AE6E866"/>
@@ -4062,7 +4372,127 @@
       </w:rPr>
     </w:lvl>
   </w:abstractNum>
-  <w:abstractNum w:abstractNumId="8" w15:restartNumberingAfterBreak="0">
+  <w:abstractNum w:abstractNumId="9" w15:restartNumberingAfterBreak="0">
+    <w:nsid w:val="24532DBC"/>
+    <w:multiLevelType w:val="multilevel"/>
+    <w:tmpl w:val="FBCA22D2"/>
+    <w:lvl w:ilvl="0">
+      <w:start w:val="1"/>
+      <w:numFmt w:val="decimal"/>
+      <w:lvlText w:val="%1."/>
+      <w:lvlJc w:val="left"/>
+      <w:pPr>
+        <w:ind w:left="360" w:hanging="360"/>
+      </w:pPr>
+      <w:rPr>
+        <w:rFonts w:hint="default"/>
+      </w:rPr>
+    </w:lvl>
+    <w:lvl w:ilvl="1">
+      <w:start w:val="1"/>
+      <w:numFmt w:val="decimal"/>
+      <w:isLgl/>
+      <w:lvlText w:val="%1.%2."/>
+      <w:lvlJc w:val="left"/>
+      <w:pPr>
+        <w:ind w:left="1170" w:hanging="720"/>
+      </w:pPr>
+      <w:rPr>
+        <w:rFonts w:hint="default"/>
+      </w:rPr>
+    </w:lvl>
+    <w:lvl w:ilvl="2">
+      <w:start w:val="1"/>
+      <w:numFmt w:val="decimal"/>
+      <w:isLgl/>
+      <w:lvlText w:val="%1.%2.%3."/>
+      <w:lvlJc w:val="left"/>
+      <w:pPr>
+        <w:ind w:left="4950" w:hanging="720"/>
+      </w:pPr>
+      <w:rPr>
+        <w:rFonts w:hint="default"/>
+      </w:rPr>
+    </w:lvl>
+    <w:lvl w:ilvl="3">
+      <w:start w:val="1"/>
+      <w:numFmt w:val="bullet"/>
+      <w:lvlText w:val=""/>
+      <w:lvlJc w:val="left"/>
+      <w:pPr>
+        <w:ind w:left="1350" w:hanging="360"/>
+      </w:pPr>
+      <w:rPr>
+        <w:rFonts w:ascii="Wingdings" w:hAnsi="Wingdings" w:hint="default"/>
+      </w:rPr>
+    </w:lvl>
+    <w:lvl w:ilvl="4">
+      <w:start w:val="1"/>
+      <w:numFmt w:val="decimal"/>
+      <w:isLgl/>
+      <w:lvlText w:val="%1.%2.%3.%4.%5."/>
+      <w:lvlJc w:val="left"/>
+      <w:pPr>
+        <w:ind w:left="1440" w:hanging="1440"/>
+      </w:pPr>
+      <w:rPr>
+        <w:rFonts w:hint="default"/>
+      </w:rPr>
+    </w:lvl>
+    <w:lvl w:ilvl="5">
+      <w:start w:val="1"/>
+      <w:numFmt w:val="decimal"/>
+      <w:isLgl/>
+      <w:lvlText w:val="%1.%2.%3.%4.%5.%6."/>
+      <w:lvlJc w:val="left"/>
+      <w:pPr>
+        <w:ind w:left="1440" w:hanging="1440"/>
+      </w:pPr>
+      <w:rPr>
+        <w:rFonts w:hint="default"/>
+      </w:rPr>
+    </w:lvl>
+    <w:lvl w:ilvl="6">
+      <w:start w:val="1"/>
+      <w:numFmt w:val="decimal"/>
+      <w:isLgl/>
+      <w:lvlText w:val="%1.%2.%3.%4.%5.%6.%7."/>
+      <w:lvlJc w:val="left"/>
+      <w:pPr>
+        <w:ind w:left="1800" w:hanging="1800"/>
+      </w:pPr>
+      <w:rPr>
+        <w:rFonts w:hint="default"/>
+      </w:rPr>
+    </w:lvl>
+    <w:lvl w:ilvl="7">
+      <w:start w:val="1"/>
+      <w:numFmt w:val="decimal"/>
+      <w:isLgl/>
+      <w:lvlText w:val="%1.%2.%3.%4.%5.%6.%7.%8."/>
+      <w:lvlJc w:val="left"/>
+      <w:pPr>
+        <w:ind w:left="1800" w:hanging="1800"/>
+      </w:pPr>
+      <w:rPr>
+        <w:rFonts w:hint="default"/>
+      </w:rPr>
+    </w:lvl>
+    <w:lvl w:ilvl="8">
+      <w:start w:val="1"/>
+      <w:numFmt w:val="decimal"/>
+      <w:isLgl/>
+      <w:lvlText w:val="%1.%2.%3.%4.%5.%6.%7.%8.%9."/>
+      <w:lvlJc w:val="left"/>
+      <w:pPr>
+        <w:ind w:left="2160" w:hanging="2160"/>
+      </w:pPr>
+      <w:rPr>
+        <w:rFonts w:hint="default"/>
+      </w:rPr>
+    </w:lvl>
+  </w:abstractNum>
+  <w:abstractNum w:abstractNumId="10" w15:restartNumberingAfterBreak="0">
     <w:nsid w:val="260C452B"/>
     <w:multiLevelType w:val="multilevel"/>
     <w:tmpl w:val="AA8AF86A"/>
@@ -4211,7 +4641,120 @@
       </w:rPr>
     </w:lvl>
   </w:abstractNum>
-  <w:abstractNum w:abstractNumId="9" w15:restartNumberingAfterBreak="0">
+  <w:abstractNum w:abstractNumId="11" w15:restartNumberingAfterBreak="0">
+    <w:nsid w:val="2621783E"/>
+    <w:multiLevelType w:val="hybridMultilevel"/>
+    <w:tmpl w:val="46CA1912"/>
+    <w:lvl w:ilvl="0" w:tplc="04090003">
+      <w:start w:val="1"/>
+      <w:numFmt w:val="bullet"/>
+      <w:lvlText w:val="o"/>
+      <w:lvlJc w:val="left"/>
+      <w:pPr>
+        <w:ind w:left="1800" w:hanging="360"/>
+      </w:pPr>
+      <w:rPr>
+        <w:rFonts w:ascii="Courier New" w:hAnsi="Courier New" w:cs="Courier New" w:hint="default"/>
+      </w:rPr>
+    </w:lvl>
+    <w:lvl w:ilvl="1" w:tplc="04090003" w:tentative="1">
+      <w:start w:val="1"/>
+      <w:numFmt w:val="bullet"/>
+      <w:lvlText w:val="o"/>
+      <w:lvlJc w:val="left"/>
+      <w:pPr>
+        <w:ind w:left="2520" w:hanging="360"/>
+      </w:pPr>
+      <w:rPr>
+        <w:rFonts w:ascii="Courier New" w:hAnsi="Courier New" w:cs="Courier New" w:hint="default"/>
+      </w:rPr>
+    </w:lvl>
+    <w:lvl w:ilvl="2" w:tplc="04090005" w:tentative="1">
+      <w:start w:val="1"/>
+      <w:numFmt w:val="bullet"/>
+      <w:lvlText w:val=""/>
+      <w:lvlJc w:val="left"/>
+      <w:pPr>
+        <w:ind w:left="3240" w:hanging="360"/>
+      </w:pPr>
+      <w:rPr>
+        <w:rFonts w:ascii="Wingdings" w:hAnsi="Wingdings" w:hint="default"/>
+      </w:rPr>
+    </w:lvl>
+    <w:lvl w:ilvl="3" w:tplc="04090001" w:tentative="1">
+      <w:start w:val="1"/>
+      <w:numFmt w:val="bullet"/>
+      <w:lvlText w:val=""/>
+      <w:lvlJc w:val="left"/>
+      <w:pPr>
+        <w:ind w:left="3960" w:hanging="360"/>
+      </w:pPr>
+      <w:rPr>
+        <w:rFonts w:ascii="Symbol" w:hAnsi="Symbol" w:hint="default"/>
+      </w:rPr>
+    </w:lvl>
+    <w:lvl w:ilvl="4" w:tplc="04090003" w:tentative="1">
+      <w:start w:val="1"/>
+      <w:numFmt w:val="bullet"/>
+      <w:lvlText w:val="o"/>
+      <w:lvlJc w:val="left"/>
+      <w:pPr>
+        <w:ind w:left="4680" w:hanging="360"/>
+      </w:pPr>
+      <w:rPr>
+        <w:rFonts w:ascii="Courier New" w:hAnsi="Courier New" w:cs="Courier New" w:hint="default"/>
+      </w:rPr>
+    </w:lvl>
+    <w:lvl w:ilvl="5" w:tplc="04090005" w:tentative="1">
+      <w:start w:val="1"/>
+      <w:numFmt w:val="bullet"/>
+      <w:lvlText w:val=""/>
+      <w:lvlJc w:val="left"/>
+      <w:pPr>
+        <w:ind w:left="5400" w:hanging="360"/>
+      </w:pPr>
+      <w:rPr>
+        <w:rFonts w:ascii="Wingdings" w:hAnsi="Wingdings" w:hint="default"/>
+      </w:rPr>
+    </w:lvl>
+    <w:lvl w:ilvl="6" w:tplc="04090001" w:tentative="1">
+      <w:start w:val="1"/>
+      <w:numFmt w:val="bullet"/>
+      <w:lvlText w:val=""/>
+      <w:lvlJc w:val="left"/>
+      <w:pPr>
+        <w:ind w:left="6120" w:hanging="360"/>
+      </w:pPr>
+      <w:rPr>
+        <w:rFonts w:ascii="Symbol" w:hAnsi="Symbol" w:hint="default"/>
+      </w:rPr>
+    </w:lvl>
+    <w:lvl w:ilvl="7" w:tplc="04090003" w:tentative="1">
+      <w:start w:val="1"/>
+      <w:numFmt w:val="bullet"/>
+      <w:lvlText w:val="o"/>
+      <w:lvlJc w:val="left"/>
+      <w:pPr>
+        <w:ind w:left="6840" w:hanging="360"/>
+      </w:pPr>
+      <w:rPr>
+        <w:rFonts w:ascii="Courier New" w:hAnsi="Courier New" w:cs="Courier New" w:hint="default"/>
+      </w:rPr>
+    </w:lvl>
+    <w:lvl w:ilvl="8" w:tplc="04090005" w:tentative="1">
+      <w:start w:val="1"/>
+      <w:numFmt w:val="bullet"/>
+      <w:lvlText w:val=""/>
+      <w:lvlJc w:val="left"/>
+      <w:pPr>
+        <w:ind w:left="7560" w:hanging="360"/>
+      </w:pPr>
+      <w:rPr>
+        <w:rFonts w:ascii="Wingdings" w:hAnsi="Wingdings" w:hint="default"/>
+      </w:rPr>
+    </w:lvl>
+  </w:abstractNum>
+  <w:abstractNum w:abstractNumId="12" w15:restartNumberingAfterBreak="0">
     <w:nsid w:val="28132B98"/>
     <w:multiLevelType w:val="multilevel"/>
     <w:tmpl w:val="626C2CC0"/>
@@ -4360,7 +4903,120 @@
       </w:rPr>
     </w:lvl>
   </w:abstractNum>
-  <w:abstractNum w:abstractNumId="10" w15:restartNumberingAfterBreak="0">
+  <w:abstractNum w:abstractNumId="13" w15:restartNumberingAfterBreak="0">
+    <w:nsid w:val="28C55634"/>
+    <w:multiLevelType w:val="hybridMultilevel"/>
+    <w:tmpl w:val="C50AAB00"/>
+    <w:lvl w:ilvl="0" w:tplc="04090003">
+      <w:start w:val="1"/>
+      <w:numFmt w:val="bullet"/>
+      <w:lvlText w:val="o"/>
+      <w:lvlJc w:val="left"/>
+      <w:pPr>
+        <w:ind w:left="1800" w:hanging="360"/>
+      </w:pPr>
+      <w:rPr>
+        <w:rFonts w:ascii="Courier New" w:hAnsi="Courier New" w:cs="Courier New" w:hint="default"/>
+      </w:rPr>
+    </w:lvl>
+    <w:lvl w:ilvl="1" w:tplc="04090003" w:tentative="1">
+      <w:start w:val="1"/>
+      <w:numFmt w:val="bullet"/>
+      <w:lvlText w:val="o"/>
+      <w:lvlJc w:val="left"/>
+      <w:pPr>
+        <w:ind w:left="2520" w:hanging="360"/>
+      </w:pPr>
+      <w:rPr>
+        <w:rFonts w:ascii="Courier New" w:hAnsi="Courier New" w:cs="Courier New" w:hint="default"/>
+      </w:rPr>
+    </w:lvl>
+    <w:lvl w:ilvl="2" w:tplc="04090005" w:tentative="1">
+      <w:start w:val="1"/>
+      <w:numFmt w:val="bullet"/>
+      <w:lvlText w:val=""/>
+      <w:lvlJc w:val="left"/>
+      <w:pPr>
+        <w:ind w:left="3240" w:hanging="360"/>
+      </w:pPr>
+      <w:rPr>
+        <w:rFonts w:ascii="Wingdings" w:hAnsi="Wingdings" w:hint="default"/>
+      </w:rPr>
+    </w:lvl>
+    <w:lvl w:ilvl="3" w:tplc="04090001" w:tentative="1">
+      <w:start w:val="1"/>
+      <w:numFmt w:val="bullet"/>
+      <w:lvlText w:val=""/>
+      <w:lvlJc w:val="left"/>
+      <w:pPr>
+        <w:ind w:left="3960" w:hanging="360"/>
+      </w:pPr>
+      <w:rPr>
+        <w:rFonts w:ascii="Symbol" w:hAnsi="Symbol" w:hint="default"/>
+      </w:rPr>
+    </w:lvl>
+    <w:lvl w:ilvl="4" w:tplc="04090003" w:tentative="1">
+      <w:start w:val="1"/>
+      <w:numFmt w:val="bullet"/>
+      <w:lvlText w:val="o"/>
+      <w:lvlJc w:val="left"/>
+      <w:pPr>
+        <w:ind w:left="4680" w:hanging="360"/>
+      </w:pPr>
+      <w:rPr>
+        <w:rFonts w:ascii="Courier New" w:hAnsi="Courier New" w:cs="Courier New" w:hint="default"/>
+      </w:rPr>
+    </w:lvl>
+    <w:lvl w:ilvl="5" w:tplc="04090005" w:tentative="1">
+      <w:start w:val="1"/>
+      <w:numFmt w:val="bullet"/>
+      <w:lvlText w:val=""/>
+      <w:lvlJc w:val="left"/>
+      <w:pPr>
+        <w:ind w:left="5400" w:hanging="360"/>
+      </w:pPr>
+      <w:rPr>
+        <w:rFonts w:ascii="Wingdings" w:hAnsi="Wingdings" w:hint="default"/>
+      </w:rPr>
+    </w:lvl>
+    <w:lvl w:ilvl="6" w:tplc="04090001" w:tentative="1">
+      <w:start w:val="1"/>
+      <w:numFmt w:val="bullet"/>
+      <w:lvlText w:val=""/>
+      <w:lvlJc w:val="left"/>
+      <w:pPr>
+        <w:ind w:left="6120" w:hanging="360"/>
+      </w:pPr>
+      <w:rPr>
+        <w:rFonts w:ascii="Symbol" w:hAnsi="Symbol" w:hint="default"/>
+      </w:rPr>
+    </w:lvl>
+    <w:lvl w:ilvl="7" w:tplc="04090003" w:tentative="1">
+      <w:start w:val="1"/>
+      <w:numFmt w:val="bullet"/>
+      <w:lvlText w:val="o"/>
+      <w:lvlJc w:val="left"/>
+      <w:pPr>
+        <w:ind w:left="6840" w:hanging="360"/>
+      </w:pPr>
+      <w:rPr>
+        <w:rFonts w:ascii="Courier New" w:hAnsi="Courier New" w:cs="Courier New" w:hint="default"/>
+      </w:rPr>
+    </w:lvl>
+    <w:lvl w:ilvl="8" w:tplc="04090005" w:tentative="1">
+      <w:start w:val="1"/>
+      <w:numFmt w:val="bullet"/>
+      <w:lvlText w:val=""/>
+      <w:lvlJc w:val="left"/>
+      <w:pPr>
+        <w:ind w:left="7560" w:hanging="360"/>
+      </w:pPr>
+      <w:rPr>
+        <w:rFonts w:ascii="Wingdings" w:hAnsi="Wingdings" w:hint="default"/>
+      </w:rPr>
+    </w:lvl>
+  </w:abstractNum>
+  <w:abstractNum w:abstractNumId="14" w15:restartNumberingAfterBreak="0">
     <w:nsid w:val="2B801221"/>
     <w:multiLevelType w:val="multilevel"/>
     <w:tmpl w:val="4B36CD06"/>
@@ -4509,7 +5165,7 @@
       </w:rPr>
     </w:lvl>
   </w:abstractNum>
-  <w:abstractNum w:abstractNumId="11" w15:restartNumberingAfterBreak="0">
+  <w:abstractNum w:abstractNumId="15" w15:restartNumberingAfterBreak="0">
     <w:nsid w:val="2DE84CBF"/>
     <w:multiLevelType w:val="multilevel"/>
     <w:tmpl w:val="DDA0D666"/>
@@ -4658,7 +5314,120 @@
       </w:rPr>
     </w:lvl>
   </w:abstractNum>
-  <w:abstractNum w:abstractNumId="12" w15:restartNumberingAfterBreak="0">
+  <w:abstractNum w:abstractNumId="16" w15:restartNumberingAfterBreak="0">
+    <w:nsid w:val="30B95E36"/>
+    <w:multiLevelType w:val="hybridMultilevel"/>
+    <w:tmpl w:val="EAC42202"/>
+    <w:lvl w:ilvl="0" w:tplc="04090003">
+      <w:start w:val="1"/>
+      <w:numFmt w:val="bullet"/>
+      <w:lvlText w:val="o"/>
+      <w:lvlJc w:val="left"/>
+      <w:pPr>
+        <w:ind w:left="1800" w:hanging="360"/>
+      </w:pPr>
+      <w:rPr>
+        <w:rFonts w:ascii="Courier New" w:hAnsi="Courier New" w:cs="Courier New" w:hint="default"/>
+      </w:rPr>
+    </w:lvl>
+    <w:lvl w:ilvl="1" w:tplc="04090003" w:tentative="1">
+      <w:start w:val="1"/>
+      <w:numFmt w:val="bullet"/>
+      <w:lvlText w:val="o"/>
+      <w:lvlJc w:val="left"/>
+      <w:pPr>
+        <w:ind w:left="2520" w:hanging="360"/>
+      </w:pPr>
+      <w:rPr>
+        <w:rFonts w:ascii="Courier New" w:hAnsi="Courier New" w:cs="Courier New" w:hint="default"/>
+      </w:rPr>
+    </w:lvl>
+    <w:lvl w:ilvl="2" w:tplc="04090005" w:tentative="1">
+      <w:start w:val="1"/>
+      <w:numFmt w:val="bullet"/>
+      <w:lvlText w:val=""/>
+      <w:lvlJc w:val="left"/>
+      <w:pPr>
+        <w:ind w:left="3240" w:hanging="360"/>
+      </w:pPr>
+      <w:rPr>
+        <w:rFonts w:ascii="Wingdings" w:hAnsi="Wingdings" w:hint="default"/>
+      </w:rPr>
+    </w:lvl>
+    <w:lvl w:ilvl="3" w:tplc="04090001" w:tentative="1">
+      <w:start w:val="1"/>
+      <w:numFmt w:val="bullet"/>
+      <w:lvlText w:val=""/>
+      <w:lvlJc w:val="left"/>
+      <w:pPr>
+        <w:ind w:left="3960" w:hanging="360"/>
+      </w:pPr>
+      <w:rPr>
+        <w:rFonts w:ascii="Symbol" w:hAnsi="Symbol" w:hint="default"/>
+      </w:rPr>
+    </w:lvl>
+    <w:lvl w:ilvl="4" w:tplc="04090003" w:tentative="1">
+      <w:start w:val="1"/>
+      <w:numFmt w:val="bullet"/>
+      <w:lvlText w:val="o"/>
+      <w:lvlJc w:val="left"/>
+      <w:pPr>
+        <w:ind w:left="4680" w:hanging="360"/>
+      </w:pPr>
+      <w:rPr>
+        <w:rFonts w:ascii="Courier New" w:hAnsi="Courier New" w:cs="Courier New" w:hint="default"/>
+      </w:rPr>
+    </w:lvl>
+    <w:lvl w:ilvl="5" w:tplc="04090005" w:tentative="1">
+      <w:start w:val="1"/>
+      <w:numFmt w:val="bullet"/>
+      <w:lvlText w:val=""/>
+      <w:lvlJc w:val="left"/>
+      <w:pPr>
+        <w:ind w:left="5400" w:hanging="360"/>
+      </w:pPr>
+      <w:rPr>
+        <w:rFonts w:ascii="Wingdings" w:hAnsi="Wingdings" w:hint="default"/>
+      </w:rPr>
+    </w:lvl>
+    <w:lvl w:ilvl="6" w:tplc="04090001" w:tentative="1">
+      <w:start w:val="1"/>
+      <w:numFmt w:val="bullet"/>
+      <w:lvlText w:val=""/>
+      <w:lvlJc w:val="left"/>
+      <w:pPr>
+        <w:ind w:left="6120" w:hanging="360"/>
+      </w:pPr>
+      <w:rPr>
+        <w:rFonts w:ascii="Symbol" w:hAnsi="Symbol" w:hint="default"/>
+      </w:rPr>
+    </w:lvl>
+    <w:lvl w:ilvl="7" w:tplc="04090003" w:tentative="1">
+      <w:start w:val="1"/>
+      <w:numFmt w:val="bullet"/>
+      <w:lvlText w:val="o"/>
+      <w:lvlJc w:val="left"/>
+      <w:pPr>
+        <w:ind w:left="6840" w:hanging="360"/>
+      </w:pPr>
+      <w:rPr>
+        <w:rFonts w:ascii="Courier New" w:hAnsi="Courier New" w:cs="Courier New" w:hint="default"/>
+      </w:rPr>
+    </w:lvl>
+    <w:lvl w:ilvl="8" w:tplc="04090005" w:tentative="1">
+      <w:start w:val="1"/>
+      <w:numFmt w:val="bullet"/>
+      <w:lvlText w:val=""/>
+      <w:lvlJc w:val="left"/>
+      <w:pPr>
+        <w:ind w:left="7560" w:hanging="360"/>
+      </w:pPr>
+      <w:rPr>
+        <w:rFonts w:ascii="Wingdings" w:hAnsi="Wingdings" w:hint="default"/>
+      </w:rPr>
+    </w:lvl>
+  </w:abstractNum>
+  <w:abstractNum w:abstractNumId="17" w15:restartNumberingAfterBreak="0">
     <w:nsid w:val="33045491"/>
     <w:multiLevelType w:val="multilevel"/>
     <w:tmpl w:val="EFAA146A"/>
@@ -4807,7 +5576,7 @@
       </w:rPr>
     </w:lvl>
   </w:abstractNum>
-  <w:abstractNum w:abstractNumId="13" w15:restartNumberingAfterBreak="0">
+  <w:abstractNum w:abstractNumId="18" w15:restartNumberingAfterBreak="0">
     <w:nsid w:val="39F82E3B"/>
     <w:multiLevelType w:val="hybridMultilevel"/>
     <w:tmpl w:val="B3101E64"/>
@@ -4920,7 +5689,120 @@
       </w:rPr>
     </w:lvl>
   </w:abstractNum>
-  <w:abstractNum w:abstractNumId="14" w15:restartNumberingAfterBreak="0">
+  <w:abstractNum w:abstractNumId="19" w15:restartNumberingAfterBreak="0">
+    <w:nsid w:val="3EA33FD7"/>
+    <w:multiLevelType w:val="hybridMultilevel"/>
+    <w:tmpl w:val="CFE4FEA6"/>
+    <w:lvl w:ilvl="0" w:tplc="04090003">
+      <w:start w:val="1"/>
+      <w:numFmt w:val="bullet"/>
+      <w:lvlText w:val="o"/>
+      <w:lvlJc w:val="left"/>
+      <w:pPr>
+        <w:ind w:left="1800" w:hanging="360"/>
+      </w:pPr>
+      <w:rPr>
+        <w:rFonts w:ascii="Courier New" w:hAnsi="Courier New" w:cs="Courier New" w:hint="default"/>
+      </w:rPr>
+    </w:lvl>
+    <w:lvl w:ilvl="1" w:tplc="04090003" w:tentative="1">
+      <w:start w:val="1"/>
+      <w:numFmt w:val="bullet"/>
+      <w:lvlText w:val="o"/>
+      <w:lvlJc w:val="left"/>
+      <w:pPr>
+        <w:ind w:left="2520" w:hanging="360"/>
+      </w:pPr>
+      <w:rPr>
+        <w:rFonts w:ascii="Courier New" w:hAnsi="Courier New" w:cs="Courier New" w:hint="default"/>
+      </w:rPr>
+    </w:lvl>
+    <w:lvl w:ilvl="2" w:tplc="04090005" w:tentative="1">
+      <w:start w:val="1"/>
+      <w:numFmt w:val="bullet"/>
+      <w:lvlText w:val=""/>
+      <w:lvlJc w:val="left"/>
+      <w:pPr>
+        <w:ind w:left="3240" w:hanging="360"/>
+      </w:pPr>
+      <w:rPr>
+        <w:rFonts w:ascii="Wingdings" w:hAnsi="Wingdings" w:hint="default"/>
+      </w:rPr>
+    </w:lvl>
+    <w:lvl w:ilvl="3" w:tplc="04090001" w:tentative="1">
+      <w:start w:val="1"/>
+      <w:numFmt w:val="bullet"/>
+      <w:lvlText w:val=""/>
+      <w:lvlJc w:val="left"/>
+      <w:pPr>
+        <w:ind w:left="3960" w:hanging="360"/>
+      </w:pPr>
+      <w:rPr>
+        <w:rFonts w:ascii="Symbol" w:hAnsi="Symbol" w:hint="default"/>
+      </w:rPr>
+    </w:lvl>
+    <w:lvl w:ilvl="4" w:tplc="04090003" w:tentative="1">
+      <w:start w:val="1"/>
+      <w:numFmt w:val="bullet"/>
+      <w:lvlText w:val="o"/>
+      <w:lvlJc w:val="left"/>
+      <w:pPr>
+        <w:ind w:left="4680" w:hanging="360"/>
+      </w:pPr>
+      <w:rPr>
+        <w:rFonts w:ascii="Courier New" w:hAnsi="Courier New" w:cs="Courier New" w:hint="default"/>
+      </w:rPr>
+    </w:lvl>
+    <w:lvl w:ilvl="5" w:tplc="04090005" w:tentative="1">
+      <w:start w:val="1"/>
+      <w:numFmt w:val="bullet"/>
+      <w:lvlText w:val=""/>
+      <w:lvlJc w:val="left"/>
+      <w:pPr>
+        <w:ind w:left="5400" w:hanging="360"/>
+      </w:pPr>
+      <w:rPr>
+        <w:rFonts w:ascii="Wingdings" w:hAnsi="Wingdings" w:hint="default"/>
+      </w:rPr>
+    </w:lvl>
+    <w:lvl w:ilvl="6" w:tplc="04090001" w:tentative="1">
+      <w:start w:val="1"/>
+      <w:numFmt w:val="bullet"/>
+      <w:lvlText w:val=""/>
+      <w:lvlJc w:val="left"/>
+      <w:pPr>
+        <w:ind w:left="6120" w:hanging="360"/>
+      </w:pPr>
+      <w:rPr>
+        <w:rFonts w:ascii="Symbol" w:hAnsi="Symbol" w:hint="default"/>
+      </w:rPr>
+    </w:lvl>
+    <w:lvl w:ilvl="7" w:tplc="04090003" w:tentative="1">
+      <w:start w:val="1"/>
+      <w:numFmt w:val="bullet"/>
+      <w:lvlText w:val="o"/>
+      <w:lvlJc w:val="left"/>
+      <w:pPr>
+        <w:ind w:left="6840" w:hanging="360"/>
+      </w:pPr>
+      <w:rPr>
+        <w:rFonts w:ascii="Courier New" w:hAnsi="Courier New" w:cs="Courier New" w:hint="default"/>
+      </w:rPr>
+    </w:lvl>
+    <w:lvl w:ilvl="8" w:tplc="04090005" w:tentative="1">
+      <w:start w:val="1"/>
+      <w:numFmt w:val="bullet"/>
+      <w:lvlText w:val=""/>
+      <w:lvlJc w:val="left"/>
+      <w:pPr>
+        <w:ind w:left="7560" w:hanging="360"/>
+      </w:pPr>
+      <w:rPr>
+        <w:rFonts w:ascii="Wingdings" w:hAnsi="Wingdings" w:hint="default"/>
+      </w:rPr>
+    </w:lvl>
+  </w:abstractNum>
+  <w:abstractNum w:abstractNumId="20" w15:restartNumberingAfterBreak="0">
     <w:nsid w:val="3EAA33C8"/>
     <w:multiLevelType w:val="hybridMultilevel"/>
     <w:tmpl w:val="67DCE120"/>
@@ -5033,7 +5915,7 @@
       </w:rPr>
     </w:lvl>
   </w:abstractNum>
-  <w:abstractNum w:abstractNumId="15" w15:restartNumberingAfterBreak="0">
+  <w:abstractNum w:abstractNumId="21" w15:restartNumberingAfterBreak="0">
     <w:nsid w:val="42DC378B"/>
     <w:multiLevelType w:val="multilevel"/>
     <w:tmpl w:val="25C2D85C"/>
@@ -5182,7 +6064,7 @@
       </w:rPr>
     </w:lvl>
   </w:abstractNum>
-  <w:abstractNum w:abstractNumId="16" w15:restartNumberingAfterBreak="0">
+  <w:abstractNum w:abstractNumId="22" w15:restartNumberingAfterBreak="0">
     <w:nsid w:val="4A8F17DD"/>
     <w:multiLevelType w:val="multilevel"/>
     <w:tmpl w:val="810654E2"/>
@@ -5331,7 +6213,7 @@
       </w:rPr>
     </w:lvl>
   </w:abstractNum>
-  <w:abstractNum w:abstractNumId="17" w15:restartNumberingAfterBreak="0">
+  <w:abstractNum w:abstractNumId="23" w15:restartNumberingAfterBreak="0">
     <w:nsid w:val="4EE20A5E"/>
     <w:multiLevelType w:val="multilevel"/>
     <w:tmpl w:val="F6608C9E"/>
@@ -5480,7 +6362,7 @@
       </w:rPr>
     </w:lvl>
   </w:abstractNum>
-  <w:abstractNum w:abstractNumId="18" w15:restartNumberingAfterBreak="0">
+  <w:abstractNum w:abstractNumId="24" w15:restartNumberingAfterBreak="0">
     <w:nsid w:val="4F4D0C9E"/>
     <w:multiLevelType w:val="multilevel"/>
     <w:tmpl w:val="7F4616E0"/>
@@ -5629,7 +6511,7 @@
       </w:rPr>
     </w:lvl>
   </w:abstractNum>
-  <w:abstractNum w:abstractNumId="19" w15:restartNumberingAfterBreak="0">
+  <w:abstractNum w:abstractNumId="25" w15:restartNumberingAfterBreak="0">
     <w:nsid w:val="53D90138"/>
     <w:multiLevelType w:val="multilevel"/>
     <w:tmpl w:val="E66425EA"/>
@@ -5778,7 +6660,120 @@
       </w:rPr>
     </w:lvl>
   </w:abstractNum>
-  <w:abstractNum w:abstractNumId="20" w15:restartNumberingAfterBreak="0">
+  <w:abstractNum w:abstractNumId="26" w15:restartNumberingAfterBreak="0">
+    <w:nsid w:val="543B18B8"/>
+    <w:multiLevelType w:val="hybridMultilevel"/>
+    <w:tmpl w:val="73040172"/>
+    <w:lvl w:ilvl="0" w:tplc="04090001">
+      <w:start w:val="1"/>
+      <w:numFmt w:val="bullet"/>
+      <w:lvlText w:val=""/>
+      <w:lvlJc w:val="left"/>
+      <w:pPr>
+        <w:ind w:left="1440" w:hanging="360"/>
+      </w:pPr>
+      <w:rPr>
+        <w:rFonts w:ascii="Symbol" w:hAnsi="Symbol" w:hint="default"/>
+      </w:rPr>
+    </w:lvl>
+    <w:lvl w:ilvl="1" w:tplc="04090003">
+      <w:start w:val="1"/>
+      <w:numFmt w:val="bullet"/>
+      <w:lvlText w:val="o"/>
+      <w:lvlJc w:val="left"/>
+      <w:pPr>
+        <w:ind w:left="1800" w:hanging="360"/>
+      </w:pPr>
+      <w:rPr>
+        <w:rFonts w:ascii="Courier New" w:hAnsi="Courier New" w:cs="Courier New" w:hint="default"/>
+      </w:rPr>
+    </w:lvl>
+    <w:lvl w:ilvl="2" w:tplc="04090005" w:tentative="1">
+      <w:start w:val="1"/>
+      <w:numFmt w:val="bullet"/>
+      <w:lvlText w:val=""/>
+      <w:lvlJc w:val="left"/>
+      <w:pPr>
+        <w:ind w:left="2880" w:hanging="360"/>
+      </w:pPr>
+      <w:rPr>
+        <w:rFonts w:ascii="Wingdings" w:hAnsi="Wingdings" w:hint="default"/>
+      </w:rPr>
+    </w:lvl>
+    <w:lvl w:ilvl="3" w:tplc="04090001" w:tentative="1">
+      <w:start w:val="1"/>
+      <w:numFmt w:val="bullet"/>
+      <w:lvlText w:val=""/>
+      <w:lvlJc w:val="left"/>
+      <w:pPr>
+        <w:ind w:left="3600" w:hanging="360"/>
+      </w:pPr>
+      <w:rPr>
+        <w:rFonts w:ascii="Symbol" w:hAnsi="Symbol" w:hint="default"/>
+      </w:rPr>
+    </w:lvl>
+    <w:lvl w:ilvl="4" w:tplc="04090003" w:tentative="1">
+      <w:start w:val="1"/>
+      <w:numFmt w:val="bullet"/>
+      <w:lvlText w:val="o"/>
+      <w:lvlJc w:val="left"/>
+      <w:pPr>
+        <w:ind w:left="4320" w:hanging="360"/>
+      </w:pPr>
+      <w:rPr>
+        <w:rFonts w:ascii="Courier New" w:hAnsi="Courier New" w:cs="Courier New" w:hint="default"/>
+      </w:rPr>
+    </w:lvl>
+    <w:lvl w:ilvl="5" w:tplc="04090005" w:tentative="1">
+      <w:start w:val="1"/>
+      <w:numFmt w:val="bullet"/>
+      <w:lvlText w:val=""/>
+      <w:lvlJc w:val="left"/>
+      <w:pPr>
+        <w:ind w:left="5040" w:hanging="360"/>
+      </w:pPr>
+      <w:rPr>
+        <w:rFonts w:ascii="Wingdings" w:hAnsi="Wingdings" w:hint="default"/>
+      </w:rPr>
+    </w:lvl>
+    <w:lvl w:ilvl="6" w:tplc="04090001" w:tentative="1">
+      <w:start w:val="1"/>
+      <w:numFmt w:val="bullet"/>
+      <w:lvlText w:val=""/>
+      <w:lvlJc w:val="left"/>
+      <w:pPr>
+        <w:ind w:left="5760" w:hanging="360"/>
+      </w:pPr>
+      <w:rPr>
+        <w:rFonts w:ascii="Symbol" w:hAnsi="Symbol" w:hint="default"/>
+      </w:rPr>
+    </w:lvl>
+    <w:lvl w:ilvl="7" w:tplc="04090003" w:tentative="1">
+      <w:start w:val="1"/>
+      <w:numFmt w:val="bullet"/>
+      <w:lvlText w:val="o"/>
+      <w:lvlJc w:val="left"/>
+      <w:pPr>
+        <w:ind w:left="6480" w:hanging="360"/>
+      </w:pPr>
+      <w:rPr>
+        <w:rFonts w:ascii="Courier New" w:hAnsi="Courier New" w:cs="Courier New" w:hint="default"/>
+      </w:rPr>
+    </w:lvl>
+    <w:lvl w:ilvl="8" w:tplc="04090005" w:tentative="1">
+      <w:start w:val="1"/>
+      <w:numFmt w:val="bullet"/>
+      <w:lvlText w:val=""/>
+      <w:lvlJc w:val="left"/>
+      <w:pPr>
+        <w:ind w:left="7200" w:hanging="360"/>
+      </w:pPr>
+      <w:rPr>
+        <w:rFonts w:ascii="Wingdings" w:hAnsi="Wingdings" w:hint="default"/>
+      </w:rPr>
+    </w:lvl>
+  </w:abstractNum>
+  <w:abstractNum w:abstractNumId="27" w15:restartNumberingAfterBreak="0">
     <w:nsid w:val="57A773CE"/>
     <w:multiLevelType w:val="multilevel"/>
     <w:tmpl w:val="10B2F8B4"/>
@@ -5927,7 +6922,96 @@
       </w:rPr>
     </w:lvl>
   </w:abstractNum>
-  <w:abstractNum w:abstractNumId="21" w15:restartNumberingAfterBreak="0">
+  <w:abstractNum w:abstractNumId="28" w15:restartNumberingAfterBreak="0">
+    <w:nsid w:val="591C3F90"/>
+    <w:multiLevelType w:val="hybridMultilevel"/>
+    <w:tmpl w:val="34DEB968"/>
+    <w:lvl w:ilvl="0" w:tplc="0409000F">
+      <w:start w:val="1"/>
+      <w:numFmt w:val="decimal"/>
+      <w:lvlText w:val="%1."/>
+      <w:lvlJc w:val="left"/>
+      <w:pPr>
+        <w:ind w:left="720" w:hanging="360"/>
+      </w:pPr>
+      <w:rPr>
+        <w:rFonts w:hint="default"/>
+      </w:rPr>
+    </w:lvl>
+    <w:lvl w:ilvl="1" w:tplc="04090019" w:tentative="1">
+      <w:start w:val="1"/>
+      <w:numFmt w:val="lowerLetter"/>
+      <w:lvlText w:val="%2."/>
+      <w:lvlJc w:val="left"/>
+      <w:pPr>
+        <w:ind w:left="1440" w:hanging="360"/>
+      </w:pPr>
+    </w:lvl>
+    <w:lvl w:ilvl="2" w:tplc="0409001B" w:tentative="1">
+      <w:start w:val="1"/>
+      <w:numFmt w:val="lowerRoman"/>
+      <w:lvlText w:val="%3."/>
+      <w:lvlJc w:val="right"/>
+      <w:pPr>
+        <w:ind w:left="2160" w:hanging="180"/>
+      </w:pPr>
+    </w:lvl>
+    <w:lvl w:ilvl="3" w:tplc="0409000F" w:tentative="1">
+      <w:start w:val="1"/>
+      <w:numFmt w:val="decimal"/>
+      <w:lvlText w:val="%4."/>
+      <w:lvlJc w:val="left"/>
+      <w:pPr>
+        <w:ind w:left="2880" w:hanging="360"/>
+      </w:pPr>
+    </w:lvl>
+    <w:lvl w:ilvl="4" w:tplc="04090019" w:tentative="1">
+      <w:start w:val="1"/>
+      <w:numFmt w:val="lowerLetter"/>
+      <w:lvlText w:val="%5."/>
+      <w:lvlJc w:val="left"/>
+      <w:pPr>
+        <w:ind w:left="3600" w:hanging="360"/>
+      </w:pPr>
+    </w:lvl>
+    <w:lvl w:ilvl="5" w:tplc="0409001B" w:tentative="1">
+      <w:start w:val="1"/>
+      <w:numFmt w:val="lowerRoman"/>
+      <w:lvlText w:val="%6."/>
+      <w:lvlJc w:val="right"/>
+      <w:pPr>
+        <w:ind w:left="4320" w:hanging="180"/>
+      </w:pPr>
+    </w:lvl>
+    <w:lvl w:ilvl="6" w:tplc="0409000F" w:tentative="1">
+      <w:start w:val="1"/>
+      <w:numFmt w:val="decimal"/>
+      <w:lvlText w:val="%7."/>
+      <w:lvlJc w:val="left"/>
+      <w:pPr>
+        <w:ind w:left="5040" w:hanging="360"/>
+      </w:pPr>
+    </w:lvl>
+    <w:lvl w:ilvl="7" w:tplc="04090019" w:tentative="1">
+      <w:start w:val="1"/>
+      <w:numFmt w:val="lowerLetter"/>
+      <w:lvlText w:val="%8."/>
+      <w:lvlJc w:val="left"/>
+      <w:pPr>
+        <w:ind w:left="5760" w:hanging="360"/>
+      </w:pPr>
+    </w:lvl>
+    <w:lvl w:ilvl="8" w:tplc="0409001B" w:tentative="1">
+      <w:start w:val="1"/>
+      <w:numFmt w:val="lowerRoman"/>
+      <w:lvlText w:val="%9."/>
+      <w:lvlJc w:val="right"/>
+      <w:pPr>
+        <w:ind w:left="6480" w:hanging="180"/>
+      </w:pPr>
+    </w:lvl>
+  </w:abstractNum>
+  <w:abstractNum w:abstractNumId="29" w15:restartNumberingAfterBreak="0">
     <w:nsid w:val="5EB50D0C"/>
     <w:multiLevelType w:val="multilevel"/>
     <w:tmpl w:val="60480914"/>
@@ -6076,7 +7160,120 @@
       </w:rPr>
     </w:lvl>
   </w:abstractNum>
-  <w:abstractNum w:abstractNumId="22" w15:restartNumberingAfterBreak="0">
+  <w:abstractNum w:abstractNumId="30" w15:restartNumberingAfterBreak="0">
+    <w:nsid w:val="63173663"/>
+    <w:multiLevelType w:val="hybridMultilevel"/>
+    <w:tmpl w:val="5A141012"/>
+    <w:lvl w:ilvl="0" w:tplc="95F8E034">
+      <w:start w:val="1"/>
+      <w:numFmt w:val="bullet"/>
+      <w:lvlText w:val=""/>
+      <w:lvlJc w:val="left"/>
+      <w:pPr>
+        <w:ind w:left="1350" w:hanging="360"/>
+      </w:pPr>
+      <w:rPr>
+        <w:rFonts w:ascii="Symbol" w:hAnsi="Symbol" w:hint="default"/>
+      </w:rPr>
+    </w:lvl>
+    <w:lvl w:ilvl="1" w:tplc="04090003">
+      <w:start w:val="1"/>
+      <w:numFmt w:val="bullet"/>
+      <w:lvlText w:val="o"/>
+      <w:lvlJc w:val="left"/>
+      <w:pPr>
+        <w:ind w:left="1710" w:hanging="360"/>
+      </w:pPr>
+      <w:rPr>
+        <w:rFonts w:ascii="Courier New" w:hAnsi="Courier New" w:cs="Courier New" w:hint="default"/>
+      </w:rPr>
+    </w:lvl>
+    <w:lvl w:ilvl="2" w:tplc="04090005" w:tentative="1">
+      <w:start w:val="1"/>
+      <w:numFmt w:val="bullet"/>
+      <w:lvlText w:val=""/>
+      <w:lvlJc w:val="left"/>
+      <w:pPr>
+        <w:ind w:left="2430" w:hanging="360"/>
+      </w:pPr>
+      <w:rPr>
+        <w:rFonts w:ascii="Wingdings" w:hAnsi="Wingdings" w:hint="default"/>
+      </w:rPr>
+    </w:lvl>
+    <w:lvl w:ilvl="3" w:tplc="04090001" w:tentative="1">
+      <w:start w:val="1"/>
+      <w:numFmt w:val="bullet"/>
+      <w:lvlText w:val=""/>
+      <w:lvlJc w:val="left"/>
+      <w:pPr>
+        <w:ind w:left="3150" w:hanging="360"/>
+      </w:pPr>
+      <w:rPr>
+        <w:rFonts w:ascii="Symbol" w:hAnsi="Symbol" w:hint="default"/>
+      </w:rPr>
+    </w:lvl>
+    <w:lvl w:ilvl="4" w:tplc="04090003" w:tentative="1">
+      <w:start w:val="1"/>
+      <w:numFmt w:val="bullet"/>
+      <w:lvlText w:val="o"/>
+      <w:lvlJc w:val="left"/>
+      <w:pPr>
+        <w:ind w:left="3870" w:hanging="360"/>
+      </w:pPr>
+      <w:rPr>
+        <w:rFonts w:ascii="Courier New" w:hAnsi="Courier New" w:cs="Courier New" w:hint="default"/>
+      </w:rPr>
+    </w:lvl>
+    <w:lvl w:ilvl="5" w:tplc="04090005" w:tentative="1">
+      <w:start w:val="1"/>
+      <w:numFmt w:val="bullet"/>
+      <w:lvlText w:val=""/>
+      <w:lvlJc w:val="left"/>
+      <w:pPr>
+        <w:ind w:left="4590" w:hanging="360"/>
+      </w:pPr>
+      <w:rPr>
+        <w:rFonts w:ascii="Wingdings" w:hAnsi="Wingdings" w:hint="default"/>
+      </w:rPr>
+    </w:lvl>
+    <w:lvl w:ilvl="6" w:tplc="04090001" w:tentative="1">
+      <w:start w:val="1"/>
+      <w:numFmt w:val="bullet"/>
+      <w:lvlText w:val=""/>
+      <w:lvlJc w:val="left"/>
+      <w:pPr>
+        <w:ind w:left="5310" w:hanging="360"/>
+      </w:pPr>
+      <w:rPr>
+        <w:rFonts w:ascii="Symbol" w:hAnsi="Symbol" w:hint="default"/>
+      </w:rPr>
+    </w:lvl>
+    <w:lvl w:ilvl="7" w:tplc="04090003" w:tentative="1">
+      <w:start w:val="1"/>
+      <w:numFmt w:val="bullet"/>
+      <w:lvlText w:val="o"/>
+      <w:lvlJc w:val="left"/>
+      <w:pPr>
+        <w:ind w:left="6030" w:hanging="360"/>
+      </w:pPr>
+      <w:rPr>
+        <w:rFonts w:ascii="Courier New" w:hAnsi="Courier New" w:cs="Courier New" w:hint="default"/>
+      </w:rPr>
+    </w:lvl>
+    <w:lvl w:ilvl="8" w:tplc="04090005" w:tentative="1">
+      <w:start w:val="1"/>
+      <w:numFmt w:val="bullet"/>
+      <w:lvlText w:val=""/>
+      <w:lvlJc w:val="left"/>
+      <w:pPr>
+        <w:ind w:left="6750" w:hanging="360"/>
+      </w:pPr>
+      <w:rPr>
+        <w:rFonts w:ascii="Wingdings" w:hAnsi="Wingdings" w:hint="default"/>
+      </w:rPr>
+    </w:lvl>
+  </w:abstractNum>
+  <w:abstractNum w:abstractNumId="31" w15:restartNumberingAfterBreak="0">
     <w:nsid w:val="6CD622D0"/>
     <w:multiLevelType w:val="multilevel"/>
     <w:tmpl w:val="9CE200DC"/>
@@ -6225,7 +7422,7 @@
       </w:rPr>
     </w:lvl>
   </w:abstractNum>
-  <w:abstractNum w:abstractNumId="23" w15:restartNumberingAfterBreak="0">
+  <w:abstractNum w:abstractNumId="32" w15:restartNumberingAfterBreak="0">
     <w:nsid w:val="6CD62705"/>
     <w:multiLevelType w:val="multilevel"/>
     <w:tmpl w:val="34B8C6B2"/>
@@ -6374,7 +7571,120 @@
       </w:rPr>
     </w:lvl>
   </w:abstractNum>
-  <w:abstractNum w:abstractNumId="24" w15:restartNumberingAfterBreak="0">
+  <w:abstractNum w:abstractNumId="33" w15:restartNumberingAfterBreak="0">
+    <w:nsid w:val="74617473"/>
+    <w:multiLevelType w:val="hybridMultilevel"/>
+    <w:tmpl w:val="66E4D3BC"/>
+    <w:lvl w:ilvl="0" w:tplc="04090003">
+      <w:start w:val="1"/>
+      <w:numFmt w:val="bullet"/>
+      <w:lvlText w:val="o"/>
+      <w:lvlJc w:val="left"/>
+      <w:pPr>
+        <w:ind w:left="1710" w:hanging="360"/>
+      </w:pPr>
+      <w:rPr>
+        <w:rFonts w:ascii="Courier New" w:hAnsi="Courier New" w:cs="Courier New" w:hint="default"/>
+      </w:rPr>
+    </w:lvl>
+    <w:lvl w:ilvl="1" w:tplc="04090003" w:tentative="1">
+      <w:start w:val="1"/>
+      <w:numFmt w:val="bullet"/>
+      <w:lvlText w:val="o"/>
+      <w:lvlJc w:val="left"/>
+      <w:pPr>
+        <w:ind w:left="2430" w:hanging="360"/>
+      </w:pPr>
+      <w:rPr>
+        <w:rFonts w:ascii="Courier New" w:hAnsi="Courier New" w:cs="Courier New" w:hint="default"/>
+      </w:rPr>
+    </w:lvl>
+    <w:lvl w:ilvl="2" w:tplc="04090005" w:tentative="1">
+      <w:start w:val="1"/>
+      <w:numFmt w:val="bullet"/>
+      <w:lvlText w:val=""/>
+      <w:lvlJc w:val="left"/>
+      <w:pPr>
+        <w:ind w:left="3150" w:hanging="360"/>
+      </w:pPr>
+      <w:rPr>
+        <w:rFonts w:ascii="Wingdings" w:hAnsi="Wingdings" w:hint="default"/>
+      </w:rPr>
+    </w:lvl>
+    <w:lvl w:ilvl="3" w:tplc="04090001" w:tentative="1">
+      <w:start w:val="1"/>
+      <w:numFmt w:val="bullet"/>
+      <w:lvlText w:val=""/>
+      <w:lvlJc w:val="left"/>
+      <w:pPr>
+        <w:ind w:left="3870" w:hanging="360"/>
+      </w:pPr>
+      <w:rPr>
+        <w:rFonts w:ascii="Symbol" w:hAnsi="Symbol" w:hint="default"/>
+      </w:rPr>
+    </w:lvl>
+    <w:lvl w:ilvl="4" w:tplc="04090003" w:tentative="1">
+      <w:start w:val="1"/>
+      <w:numFmt w:val="bullet"/>
+      <w:lvlText w:val="o"/>
+      <w:lvlJc w:val="left"/>
+      <w:pPr>
+        <w:ind w:left="4590" w:hanging="360"/>
+      </w:pPr>
+      <w:rPr>
+        <w:rFonts w:ascii="Courier New" w:hAnsi="Courier New" w:cs="Courier New" w:hint="default"/>
+      </w:rPr>
+    </w:lvl>
+    <w:lvl w:ilvl="5" w:tplc="04090005" w:tentative="1">
+      <w:start w:val="1"/>
+      <w:numFmt w:val="bullet"/>
+      <w:lvlText w:val=""/>
+      <w:lvlJc w:val="left"/>
+      <w:pPr>
+        <w:ind w:left="5310" w:hanging="360"/>
+      </w:pPr>
+      <w:rPr>
+        <w:rFonts w:ascii="Wingdings" w:hAnsi="Wingdings" w:hint="default"/>
+      </w:rPr>
+    </w:lvl>
+    <w:lvl w:ilvl="6" w:tplc="04090001" w:tentative="1">
+      <w:start w:val="1"/>
+      <w:numFmt w:val="bullet"/>
+      <w:lvlText w:val=""/>
+      <w:lvlJc w:val="left"/>
+      <w:pPr>
+        <w:ind w:left="6030" w:hanging="360"/>
+      </w:pPr>
+      <w:rPr>
+        <w:rFonts w:ascii="Symbol" w:hAnsi="Symbol" w:hint="default"/>
+      </w:rPr>
+    </w:lvl>
+    <w:lvl w:ilvl="7" w:tplc="04090003" w:tentative="1">
+      <w:start w:val="1"/>
+      <w:numFmt w:val="bullet"/>
+      <w:lvlText w:val="o"/>
+      <w:lvlJc w:val="left"/>
+      <w:pPr>
+        <w:ind w:left="6750" w:hanging="360"/>
+      </w:pPr>
+      <w:rPr>
+        <w:rFonts w:ascii="Courier New" w:hAnsi="Courier New" w:cs="Courier New" w:hint="default"/>
+      </w:rPr>
+    </w:lvl>
+    <w:lvl w:ilvl="8" w:tplc="04090005" w:tentative="1">
+      <w:start w:val="1"/>
+      <w:numFmt w:val="bullet"/>
+      <w:lvlText w:val=""/>
+      <w:lvlJc w:val="left"/>
+      <w:pPr>
+        <w:ind w:left="7470" w:hanging="360"/>
+      </w:pPr>
+      <w:rPr>
+        <w:rFonts w:ascii="Wingdings" w:hAnsi="Wingdings" w:hint="default"/>
+      </w:rPr>
+    </w:lvl>
+  </w:abstractNum>
+  <w:abstractNum w:abstractNumId="34" w15:restartNumberingAfterBreak="0">
     <w:nsid w:val="75574BDE"/>
     <w:multiLevelType w:val="hybridMultilevel"/>
     <w:tmpl w:val="9738CE26"/>
@@ -6487,7 +7797,7 @@
       </w:rPr>
     </w:lvl>
   </w:abstractNum>
-  <w:abstractNum w:abstractNumId="25" w15:restartNumberingAfterBreak="0">
+  <w:abstractNum w:abstractNumId="35" w15:restartNumberingAfterBreak="0">
     <w:nsid w:val="75B4573F"/>
     <w:multiLevelType w:val="multilevel"/>
     <w:tmpl w:val="BD26C9E4"/>
@@ -6636,7 +7946,7 @@
       </w:rPr>
     </w:lvl>
   </w:abstractNum>
-  <w:abstractNum w:abstractNumId="26" w15:restartNumberingAfterBreak="0">
+  <w:abstractNum w:abstractNumId="36" w15:restartNumberingAfterBreak="0">
     <w:nsid w:val="764924C5"/>
     <w:multiLevelType w:val="multilevel"/>
     <w:tmpl w:val="8954CF82"/>
@@ -6785,7 +8095,7 @@
       </w:rPr>
     </w:lvl>
   </w:abstractNum>
-  <w:abstractNum w:abstractNumId="27" w15:restartNumberingAfterBreak="0">
+  <w:abstractNum w:abstractNumId="37" w15:restartNumberingAfterBreak="0">
     <w:nsid w:val="79CF5F6F"/>
     <w:multiLevelType w:val="multilevel"/>
     <w:tmpl w:val="C8BA135C"/>
@@ -6934,7 +8244,7 @@
       </w:rPr>
     </w:lvl>
   </w:abstractNum>
-  <w:abstractNum w:abstractNumId="28" w15:restartNumberingAfterBreak="0">
+  <w:abstractNum w:abstractNumId="38" w15:restartNumberingAfterBreak="0">
     <w:nsid w:val="7D7003F0"/>
     <w:multiLevelType w:val="hybridMultilevel"/>
     <w:tmpl w:val="30162F68"/>
@@ -7027,88 +8337,118 @@
     <w:abstractNumId w:val="2"/>
   </w:num>
   <w:num w:numId="2" w16cid:durableId="705564459">
-    <w:abstractNumId w:val="23"/>
+    <w:abstractNumId w:val="32"/>
   </w:num>
   <w:num w:numId="3" w16cid:durableId="543447393">
-    <w:abstractNumId w:val="9"/>
+    <w:abstractNumId w:val="12"/>
   </w:num>
   <w:num w:numId="4" w16cid:durableId="1323386625">
-    <w:abstractNumId w:val="8"/>
+    <w:abstractNumId w:val="10"/>
   </w:num>
   <w:num w:numId="5" w16cid:durableId="1594819468">
-    <w:abstractNumId w:val="11"/>
+    <w:abstractNumId w:val="15"/>
   </w:num>
   <w:num w:numId="6" w16cid:durableId="1729258385">
-    <w:abstractNumId w:val="18"/>
+    <w:abstractNumId w:val="24"/>
   </w:num>
   <w:num w:numId="7" w16cid:durableId="1991904509">
-    <w:abstractNumId w:val="27"/>
+    <w:abstractNumId w:val="37"/>
   </w:num>
   <w:num w:numId="8" w16cid:durableId="1975744855">
     <w:abstractNumId w:val="1"/>
   </w:num>
   <w:num w:numId="9" w16cid:durableId="1762410887">
-    <w:abstractNumId w:val="20"/>
+    <w:abstractNumId w:val="27"/>
   </w:num>
   <w:num w:numId="10" w16cid:durableId="1574315041">
-    <w:abstractNumId w:val="6"/>
+    <w:abstractNumId w:val="7"/>
   </w:num>
   <w:num w:numId="11" w16cid:durableId="332536131">
-    <w:abstractNumId w:val="17"/>
+    <w:abstractNumId w:val="23"/>
   </w:num>
   <w:num w:numId="12" w16cid:durableId="624895823">
-    <w:abstractNumId w:val="26"/>
+    <w:abstractNumId w:val="36"/>
   </w:num>
   <w:num w:numId="13" w16cid:durableId="1646349237">
+    <w:abstractNumId w:val="35"/>
+  </w:num>
+  <w:num w:numId="14" w16cid:durableId="24870365">
+    <w:abstractNumId w:val="14"/>
+  </w:num>
+  <w:num w:numId="15" w16cid:durableId="1661233230">
+    <w:abstractNumId w:val="29"/>
+  </w:num>
+  <w:num w:numId="16" w16cid:durableId="1738628821">
+    <w:abstractNumId w:val="21"/>
+  </w:num>
+  <w:num w:numId="17" w16cid:durableId="85659675">
     <w:abstractNumId w:val="25"/>
   </w:num>
-  <w:num w:numId="14" w16cid:durableId="24870365">
-    <w:abstractNumId w:val="10"/>
-  </w:num>
-  <w:num w:numId="15" w16cid:durableId="1661233230">
-    <w:abstractNumId w:val="21"/>
-  </w:num>
-  <w:num w:numId="16" w16cid:durableId="1738628821">
-    <w:abstractNumId w:val="15"/>
-  </w:num>
-  <w:num w:numId="17" w16cid:durableId="85659675">
-    <w:abstractNumId w:val="19"/>
-  </w:num>
   <w:num w:numId="18" w16cid:durableId="649015269">
-    <w:abstractNumId w:val="4"/>
+    <w:abstractNumId w:val="5"/>
   </w:num>
   <w:num w:numId="19" w16cid:durableId="485823521">
-    <w:abstractNumId w:val="7"/>
+    <w:abstractNumId w:val="8"/>
   </w:num>
   <w:num w:numId="20" w16cid:durableId="888877419">
-    <w:abstractNumId w:val="22"/>
+    <w:abstractNumId w:val="31"/>
   </w:num>
   <w:num w:numId="21" w16cid:durableId="2122604622">
     <w:abstractNumId w:val="0"/>
   </w:num>
   <w:num w:numId="22" w16cid:durableId="1933925583">
-    <w:abstractNumId w:val="16"/>
+    <w:abstractNumId w:val="22"/>
   </w:num>
   <w:num w:numId="23" w16cid:durableId="1319075565">
-    <w:abstractNumId w:val="12"/>
+    <w:abstractNumId w:val="17"/>
   </w:num>
   <w:num w:numId="24" w16cid:durableId="1348366521">
-    <w:abstractNumId w:val="14"/>
+    <w:abstractNumId w:val="20"/>
   </w:num>
   <w:num w:numId="25" w16cid:durableId="913972882">
     <w:abstractNumId w:val="3"/>
   </w:num>
   <w:num w:numId="26" w16cid:durableId="1745956511">
+    <w:abstractNumId w:val="18"/>
+  </w:num>
+  <w:num w:numId="27" w16cid:durableId="1012997005">
+    <w:abstractNumId w:val="6"/>
+  </w:num>
+  <w:num w:numId="28" w16cid:durableId="696274501">
+    <w:abstractNumId w:val="34"/>
+  </w:num>
+  <w:num w:numId="29" w16cid:durableId="334576537">
+    <w:abstractNumId w:val="38"/>
+  </w:num>
+  <w:num w:numId="30" w16cid:durableId="259068021">
+    <w:abstractNumId w:val="28"/>
+  </w:num>
+  <w:num w:numId="31" w16cid:durableId="934753188">
+    <w:abstractNumId w:val="9"/>
+  </w:num>
+  <w:num w:numId="32" w16cid:durableId="690684706">
+    <w:abstractNumId w:val="30"/>
+  </w:num>
+  <w:num w:numId="33" w16cid:durableId="382364344">
+    <w:abstractNumId w:val="33"/>
+  </w:num>
+  <w:num w:numId="34" w16cid:durableId="1098334296">
     <w:abstractNumId w:val="13"/>
   </w:num>
-  <w:num w:numId="27" w16cid:durableId="1012997005">
-    <w:abstractNumId w:val="5"/>
+  <w:num w:numId="35" w16cid:durableId="1535191396">
+    <w:abstractNumId w:val="11"/>
   </w:num>
-  <w:num w:numId="28" w16cid:durableId="696274501">
-    <w:abstractNumId w:val="24"/>
+  <w:num w:numId="36" w16cid:durableId="1009719961">
+    <w:abstractNumId w:val="4"/>
   </w:num>
-  <w:num w:numId="29" w16cid:durableId="334576537">
-    <w:abstractNumId w:val="28"/>
+  <w:num w:numId="37" w16cid:durableId="1595749793">
+    <w:abstractNumId w:val="16"/>
+  </w:num>
+  <w:num w:numId="38" w16cid:durableId="582178913">
+    <w:abstractNumId w:val="26"/>
+  </w:num>
+  <w:num w:numId="39" w16cid:durableId="1881671808">
+    <w:abstractNumId w:val="19"/>
   </w:num>
 </w:numbering>
 </file>
@@ -7722,6 +9062,7 @@
   <w:style w:type="character" w:default="1" w:styleId="DefaultParagraphFont">
     <w:name w:val="Default Paragraph Font"/>
     <w:uiPriority w:val="1"/>
+    <w:semiHidden/>
     <w:unhideWhenUsed/>
   </w:style>
   <w:style w:type="table" w:default="1" w:styleId="TableNormal">
@@ -8456,4 +9797,97 @@
     </a:ext>
   </a:extLst>
 </a:theme>
+</file>
+
+<file path=customXml/item1.xml><?xml version="1.0" encoding="utf-8"?>
+<b:Sources xmlns:b="http://schemas.openxmlformats.org/officeDocument/2006/bibliography" xmlns="http://schemas.openxmlformats.org/officeDocument/2006/bibliography" SelectedStyle="\HarvardAnglia2008OfficeOnline.xsl" StyleName="Harvard - Anglia" Version="2008">
+  <b:Source>
+    <b:Tag>Dig25</b:Tag>
+    <b:SourceType>InternetSite</b:SourceType>
+    <b:Guid>{F772F520-735D-4EC7-9B39-662C035F5E51}</b:Guid>
+    <b:Title>About Us</b:Title>
+    <b:YearAccessed>2025</b:YearAccessed>
+    <b:MonthAccessed>November</b:MonthAccessed>
+    <b:DayAccessed>13</b:DayAccessed>
+    <b:URL>https://edigitalnepal.com/about-us</b:URL>
+    <b:Author>
+      <b:Author>
+        <b:Corporate>Digital Nepal</b:Corporate>
+      </b:Author>
+    </b:Author>
+    <b:RefOrder>6</b:RefOrder>
+  </b:Source>
+  <b:Source>
+    <b:Tag>Tra25</b:Tag>
+    <b:SourceType>InternetSite</b:SourceType>
+    <b:Guid>{D6ACB4DD-7ED9-4176-B0CB-EA9450CCC29A}</b:Guid>
+    <b:Author>
+      <b:Author>
+        <b:Corporate>Trackon GPS</b:Corporate>
+      </b:Author>
+    </b:Author>
+    <b:Title>Features</b:Title>
+    <b:YearAccessed>2025</b:YearAccessed>
+    <b:MonthAccessed>November</b:MonthAccessed>
+    <b:DayAccessed>19</b:DayAccessed>
+    <b:URL>https://www.trackon-gps.com/#features</b:URL>
+    <b:RefOrder>7</b:RefOrder>
+  </b:Source>
+  <b:Source>
+    <b:Tag>Ved25</b:Tag>
+    <b:SourceType>InternetSite</b:SourceType>
+    <b:Guid>{F29E2DBC-F3C2-4879-AA7A-330A1C323801}</b:Guid>
+    <b:Author>
+      <b:Author>
+        <b:Corporate>Veda App</b:Corporate>
+      </b:Author>
+    </b:Author>
+    <b:Title>About Veda</b:Title>
+    <b:YearAccessed>2025</b:YearAccessed>
+    <b:MonthAccessed>November</b:MonthAccessed>
+    <b:DayAccessed>19</b:DayAccessed>
+    <b:URL>https://veda-app.com/about</b:URL>
+    <b:RefOrder>8</b:RefOrder>
+  </b:Source>
+  <b:Source>
+    <b:Tag>Fed25</b:Tag>
+    <b:SourceType>InternetSite</b:SourceType>
+    <b:Guid>{77628A35-4578-4400-A524-A232DEE179B0}</b:Guid>
+    <b:Author>
+      <b:Author>
+        <b:Corporate>Fedena (Foradian Technologies)</b:Corporate>
+      </b:Author>
+    </b:Author>
+    <b:Title>About Fedena</b:Title>
+    <b:YearAccessed>2025</b:YearAccessed>
+    <b:MonthAccessed>November</b:MonthAccessed>
+    <b:DayAccessed>19</b:DayAccessed>
+    <b:URL>https://fedena.com/company/our-story</b:URL>
+    <b:RefOrder>9</b:RefOrder>
+  </b:Source>
+  <b:Source>
+    <b:Tag>GPS25</b:Tag>
+    <b:SourceType>InternetSite</b:SourceType>
+    <b:Guid>{AB152BFE-E940-45BD-907A-8C778C0A3126}</b:Guid>
+    <b:Author>
+      <b:Author>
+        <b:Corporate>GPS-Server</b:Corporate>
+      </b:Author>
+    </b:Author>
+    <b:Title>Getting started with GPS tracking</b:Title>
+    <b:YearAccessed>2025</b:YearAccessed>
+    <b:MonthAccessed>November</b:MonthAccessed>
+    <b:DayAccessed>19</b:DayAccessed>
+    <b:URL>https://www.gps-server.net/getting-started-with-gps-tracking</b:URL>
+    <b:RefOrder>10</b:RefOrder>
+  </b:Source>
+</b:Sources>
+</file>
+
+<file path=customXml/itemProps1.xml><?xml version="1.0" encoding="utf-8"?>
+<ds:datastoreItem xmlns:ds="http://schemas.openxmlformats.org/officeDocument/2006/customXml" ds:itemID="{6A510CAC-2FD7-479B-A3FD-E2AEB6F70DD3}">
+  <ds:schemaRefs>
+    <ds:schemaRef ds:uri="http://schemas.openxmlformats.org/officeDocument/2006/bibliography"/>
+  </ds:schemaRefs>
+</ds:datastoreItem>
 </file>